--- a/results/supplementary.docx
+++ b/results/supplementary.docx
@@ -15180,7 +15180,7 @@
               <w:rPr>
                 <w:sz w:val="18"/>
               </w:rPr>
-              <w:t>mygene</w:t>
+              <w:t>diff-diff</w:t>
             </w:r>
           </w:p>
         </w:tc>
@@ -15198,7 +15198,7 @@
               <w:rPr>
                 <w:sz w:val="18"/>
               </w:rPr>
-              <w:t>&gt;=3.2</w:t>
+              <w:t>3.3.2</w:t>
             </w:r>
           </w:p>
         </w:tc>
@@ -15216,7 +15216,7 @@
               <w:rPr>
                 <w:sz w:val="18"/>
               </w:rPr>
-              <w:t>Gene ID to symbol mapping</w:t>
+              <w:t>Causal DiD estimation (CS, DDD, HonestDiD, TROP)</w:t>
             </w:r>
           </w:p>
         </w:tc>
@@ -15237,6 +15237,64 @@
               <w:rPr>
                 <w:sz w:val="18"/>
               </w:rPr>
+              <w:t>mygene</w:t>
+            </w:r>
+          </w:p>
+        </w:tc>
+        <w:tc>
+          <w:tcPr>
+            <w:tcW w:type="dxa" w:w="1728"/>
+            <w:vAlign w:val="center"/>
+            <w:shd w:val="clear" w:color="auto" w:fill="EBF3FB"/>
+          </w:tcPr>
+          <w:p>
+            <w:pPr>
+              <w:spacing w:before="60" w:after="60"/>
+              <w:jc w:val="center"/>
+            </w:pPr>
+            <w:r>
+              <w:rPr>
+                <w:sz w:val="18"/>
+              </w:rPr>
+              <w:t>&gt;=3.2</w:t>
+            </w:r>
+          </w:p>
+        </w:tc>
+        <w:tc>
+          <w:tcPr>
+            <w:tcW w:type="dxa" w:w="5472"/>
+            <w:vAlign w:val="center"/>
+            <w:shd w:val="clear" w:color="auto" w:fill="EBF3FB"/>
+          </w:tcPr>
+          <w:p>
+            <w:pPr>
+              <w:spacing w:before="60" w:after="60"/>
+              <w:jc w:val="center"/>
+            </w:pPr>
+            <w:r>
+              <w:rPr>
+                <w:sz w:val="18"/>
+              </w:rPr>
+              <w:t>Gene ID to symbol mapping</w:t>
+            </w:r>
+          </w:p>
+        </w:tc>
+      </w:tr>
+      <w:tr>
+        <w:tc>
+          <w:tcPr>
+            <w:tcW w:type="dxa" w:w="2592"/>
+            <w:vAlign w:val="center"/>
+          </w:tcPr>
+          <w:p>
+            <w:pPr>
+              <w:spacing w:before="60" w:after="60"/>
+              <w:jc w:val="center"/>
+            </w:pPr>
+            <w:r>
+              <w:rPr>
+                <w:sz w:val="18"/>
+              </w:rPr>
               <w:t>requests + tqdm</w:t>
             </w:r>
           </w:p>
@@ -15245,7 +15303,6 @@
           <w:tcPr>
             <w:tcW w:type="dxa" w:w="1728"/>
             <w:vAlign w:val="center"/>
-            <w:shd w:val="clear" w:color="auto" w:fill="EBF3FB"/>
           </w:tcPr>
           <w:p>
             <w:pPr>
@@ -15264,7 +15321,6 @@
           <w:tcPr>
             <w:tcW w:type="dxa" w:w="5472"/>
             <w:vAlign w:val="center"/>
-            <w:shd w:val="clear" w:color="auto" w:fill="EBF3FB"/>
           </w:tcPr>
           <w:p>
             <w:pPr>
@@ -15313,7 +15369,3005 @@
         <w:rPr>
           <w:sz w:val="22"/>
         </w:rPr>
-        <w:t>All source code is organized under the Cancer Research project directory with the following structure: src/preprocess.py (data loading and alignment), src/unsupervised/mofa_analysis.py (MOFA+ training and plotting), src/supervised/model_comparison.py (FTT/XGB/LGB training, SHAP), src/analysis/marker_analysis.py (gene-level marker analysis), and src/analysis/build_manuscript.py (this document generation script). Results are written to results/ (CSV and PNG files) and results/figures/ (all figures). Data are stored in data/csv/ after conversion from compressed source files via convert_to_csv.py. All random seeds are set to 42 for reproducibility. Parallelism is limited to single-CPU execution for MOFA+ and PyTorch (cpu-only mode).</w:t>
+        <w:t>All source code is organized under the Cancer Research project directory with the following structure: src/preprocess.py (data loading and alignment), src/unsupervised/mofa_analysis.py (MOFA+ training and plotting), src/supervised/model_comparison.py (FTT/XGB/LGB training, SHAP), src/analysis/marker_analysis.py (gene-level marker analysis), src/analysis/did_causal_layer.py (Callaway-Sant'Anna, TripleDifference, HonestDiD, TROP causal inference analyses), and src/analysis/build_manuscript.py (this document generation script). Results are written to results/ (CSV and PNG files) and results/figures/ (all figures). Data are stored in data/csv/ after conversion from compressed source files via convert_to_csv.py. All random seeds are set to 42 for reproducibility. Parallelism is limited to single-CPU execution for MOFA+ and PyTorch (cpu-only mode).</w:t>
+      </w:r>
+    </w:p>
+    <w:p>
+      <w:r>
+        <w:br w:type="page"/>
+      </w:r>
+    </w:p>
+    <w:p>
+      <w:pPr>
+        <w:pStyle w:val="Heading1"/>
+        <w:spacing w:before="320" w:after="120"/>
+      </w:pPr>
+      <w:r>
+        <w:t>Section S11: Extended Causal Inference Methods and Results</w:t>
+      </w:r>
+    </w:p>
+    <w:p>
+      <w:pPr>
+        <w:pStyle w:val="Heading2"/>
+        <w:spacing w:before="320" w:after="120"/>
+      </w:pPr>
+      <w:r>
+        <w:t>S11.1 Pseudo-Panel Construction</w:t>
+      </w:r>
+    </w:p>
+    <w:p>
+      <w:pPr>
+        <w:spacing w:after="120"/>
+        <w:jc w:val="both"/>
+      </w:pPr>
+      <w:r>
+        <w:rPr>
+          <w:sz w:val="22"/>
+        </w:rPr>
+        <w:t>TCGA is a cross-sectional registry: each patient contributes one molecular measurement at diagnosis. To apply panel DiD methods, we aggregated patients into a cancer-type × AJCC-stage pseudo-panel. Stage was extracted from the TCGA Clinical Data Resource (CDR) survival table using the 'clinical_stage' column, mapping free-text values (e.g., 'Stage IIA', 'Stage IIIC') to integer ordinal codes (1 = Stage I, 2 = Stage II, 3 = Stage III, 4 = Stage IV). This yielded 5,521 patients with valid stage annotations across 20 cancer types (11 cancer types lack AJCC staging: GBM, LGG, OV, PRAD, THYM, SARC, LAML, DLBC, MESO, UVM, ACC). Stage distribution: I = 1,796; II = 1,706; III = 1,314; IV = 695.</w:t>
+      </w:r>
+    </w:p>
+    <w:p>
+      <w:pPr>
+        <w:spacing w:after="120"/>
+        <w:jc w:val="both"/>
+      </w:pPr>
+      <w:r>
+        <w:rPr>
+          <w:sz w:val="22"/>
+        </w:rPr>
+        <w:t>For each cancer type × stage cell, we computed: (a) the mean MOFA+ factor score for the factor under analysis; (b) the mean z-scored OS time (OS_time standardized within each cancer type to remove between-type scale differences). Treatment assignment: a cancer type at stage s is 'treated' (factor-high) if its mean factor score at stage s exceeds the global pan-cancer median for that factor. The 'first_treat' variable is the first stage at which a cancer type transitions to factor-high; cancer types that never exceed the median receive first_treat = 0 (never-treated control). This construction treats stage as 'time' and cancer type as the 'unit', satisfying the staggered adoption DiD setup.</w:t>
+      </w:r>
+    </w:p>
+    <w:p>
+      <w:pPr>
+        <w:pStyle w:val="Heading2"/>
+        <w:spacing w:before="320" w:after="120"/>
+      </w:pPr>
+      <w:r>
+        <w:t>S11.2 TWFE Bias Quantification (Bacon Decomposition)</w:t>
+      </w:r>
+    </w:p>
+    <w:p>
+      <w:pPr>
+        <w:spacing w:after="120"/>
+        <w:jc w:val="both"/>
+      </w:pPr>
+      <w:r>
+        <w:rPr>
+          <w:sz w:val="22"/>
+        </w:rPr>
+        <w:t>Two-Way Fixed Effects (TWFE) regression of the form Y_{it} = alpha_i + lambda_t + D_{it}*delta + eps_{it} produces a biased ATT estimator in staggered adoption designs because it includes 'forbidden' 2×2 comparisons: already-treated units used as controls when estimating later-treating units (Goodman-Bacon 2021). Bacon Decomposition decomposes the TWFE estimate into its constituent 2×2 DiD pairs: (1) early-treated vs. never-treated; (2) late-treated vs. never-treated; (3) early-treated vs. late-treated (timing comparisons). For Factor 8, we found that 37% of TWFE weight derived from contaminated timing comparisons (early-vs-late), validating the choice of CS over TWFE.</w:t>
+      </w:r>
+    </w:p>
+    <w:p>
+      <w:pPr>
+        <w:jc w:val="center"/>
+      </w:pPr>
+      <w:r>
+        <w:drawing>
+          <wp:inline xmlns:a="http://schemas.openxmlformats.org/drawingml/2006/main" xmlns:pic="http://schemas.openxmlformats.org/drawingml/2006/picture">
+            <wp:extent cx="5029200" cy="2761351"/>
+            <wp:docPr id="35" name="Picture 35"/>
+            <wp:cNvGraphicFramePr>
+              <a:graphicFrameLocks noChangeAspect="1"/>
+            </wp:cNvGraphicFramePr>
+            <a:graphic>
+              <a:graphicData uri="http://schemas.openxmlformats.org/drawingml/2006/picture">
+                <pic:pic>
+                  <pic:nvPicPr>
+                    <pic:cNvPr id="0" name="did_bacon_decomp.png"/>
+                    <pic:cNvPicPr/>
+                  </pic:nvPicPr>
+                  <pic:blipFill>
+                    <a:blip r:embed="rId43"/>
+                    <a:stretch>
+                      <a:fillRect/>
+                    </a:stretch>
+                  </pic:blipFill>
+                  <pic:spPr>
+                    <a:xfrm>
+                      <a:off x="0" y="0"/>
+                      <a:ext cx="5029200" cy="2761351"/>
+                    </a:xfrm>
+                    <a:prstGeom prst="rect"/>
+                  </pic:spPr>
+                </pic:pic>
+              </a:graphicData>
+            </a:graphic>
+          </wp:inline>
+        </w:drawing>
+      </w:r>
+    </w:p>
+    <w:p>
+      <w:pPr>
+        <w:spacing w:before="80" w:after="280"/>
+        <w:jc w:val="center"/>
+      </w:pPr>
+      <w:r>
+        <w:rPr>
+          <w:b/>
+          <w:i w:val="0"/>
+          <w:sz w:val="18"/>
+          <w:u w:val="none"/>
+        </w:rPr>
+        <w:t xml:space="preserve">Figure S33. </w:t>
+      </w:r>
+      <w:r>
+        <w:rPr>
+          <w:b w:val="0"/>
+          <w:i/>
+          <w:sz w:val="18"/>
+          <w:u w:val="none"/>
+        </w:rPr>
+        <w:t>Bacon Decomposition for Factor 8. Bar chart shows the percentage of TWFE estimate weight attributable to each type of 2x2 comparison: clean (vs. never-treated), timing (early-vs-late), and contaminated (late-vs-early used as control). 37% of TWFE weight comes from contaminated timing comparisons.</w:t>
+      </w:r>
+    </w:p>
+    <w:p>
+      <w:pPr>
+        <w:pStyle w:val="Heading2"/>
+        <w:spacing w:before="320" w:after="120"/>
+      </w:pPr>
+      <w:r>
+        <w:t>S11.3 Full ATT Estimates — All Five Factors</w:t>
+      </w:r>
+    </w:p>
+    <w:p/>
+    <w:tbl>
+      <w:tblPr>
+        <w:tblStyle w:val="TableGrid"/>
+        <w:tblW w:type="auto" w:w="0"/>
+        <w:jc w:val="center"/>
+        <w:tblLook w:firstColumn="1" w:firstRow="1" w:lastColumn="0" w:lastRow="0" w:noHBand="0" w:noVBand="1" w:val="04A0"/>
+      </w:tblPr>
+      <w:tblGrid>
+        <w:gridCol w:w="1133"/>
+        <w:gridCol w:w="1133"/>
+        <w:gridCol w:w="1133"/>
+        <w:gridCol w:w="1133"/>
+        <w:gridCol w:w="1133"/>
+        <w:gridCol w:w="1133"/>
+        <w:gridCol w:w="1133"/>
+        <w:gridCol w:w="1133"/>
+      </w:tblGrid>
+      <w:tr>
+        <w:tc>
+          <w:tcPr>
+            <w:tcW w:type="dxa" w:w="1080"/>
+            <w:vAlign w:val="center"/>
+            <w:shd w:val="clear" w:color="auto" w:fill="1F3864"/>
+          </w:tcPr>
+          <w:p>
+            <w:pPr>
+              <w:spacing w:before="60" w:after="60"/>
+              <w:jc w:val="center"/>
+            </w:pPr>
+            <w:r>
+              <w:rPr>
+                <w:b/>
+                <w:color w:val="FFFFFF"/>
+                <w:sz w:val="19"/>
+              </w:rPr>
+              <w:t>Factor</w:t>
+            </w:r>
+          </w:p>
+        </w:tc>
+        <w:tc>
+          <w:tcPr>
+            <w:tcW w:type="dxa" w:w="2592"/>
+            <w:vAlign w:val="center"/>
+            <w:shd w:val="clear" w:color="auto" w:fill="1F3864"/>
+          </w:tcPr>
+          <w:p>
+            <w:pPr>
+              <w:spacing w:before="60" w:after="60"/>
+              <w:jc w:val="center"/>
+            </w:pPr>
+            <w:r>
+              <w:rPr>
+                <w:b/>
+                <w:color w:val="FFFFFF"/>
+                <w:sz w:val="19"/>
+              </w:rPr>
+              <w:t>Biology</w:t>
+            </w:r>
+          </w:p>
+        </w:tc>
+        <w:tc>
+          <w:tcPr>
+            <w:tcW w:type="dxa" w:w="864"/>
+            <w:vAlign w:val="center"/>
+            <w:shd w:val="clear" w:color="auto" w:fill="1F3864"/>
+          </w:tcPr>
+          <w:p>
+            <w:pPr>
+              <w:spacing w:before="60" w:after="60"/>
+              <w:jc w:val="center"/>
+            </w:pPr>
+            <w:r>
+              <w:rPr>
+                <w:b/>
+                <w:color w:val="FFFFFF"/>
+                <w:sz w:val="19"/>
+              </w:rPr>
+              <w:t>ATT</w:t>
+            </w:r>
+          </w:p>
+        </w:tc>
+        <w:tc>
+          <w:tcPr>
+            <w:tcW w:type="dxa" w:w="720"/>
+            <w:vAlign w:val="center"/>
+            <w:shd w:val="clear" w:color="auto" w:fill="1F3864"/>
+          </w:tcPr>
+          <w:p>
+            <w:pPr>
+              <w:spacing w:before="60" w:after="60"/>
+              <w:jc w:val="center"/>
+            </w:pPr>
+            <w:r>
+              <w:rPr>
+                <w:b/>
+                <w:color w:val="FFFFFF"/>
+                <w:sz w:val="19"/>
+              </w:rPr>
+              <w:t>SE</w:t>
+            </w:r>
+          </w:p>
+        </w:tc>
+        <w:tc>
+          <w:tcPr>
+            <w:tcW w:type="dxa" w:w="1296"/>
+            <w:vAlign w:val="center"/>
+            <w:shd w:val="clear" w:color="auto" w:fill="1F3864"/>
+          </w:tcPr>
+          <w:p>
+            <w:pPr>
+              <w:spacing w:before="60" w:after="60"/>
+              <w:jc w:val="center"/>
+            </w:pPr>
+            <w:r>
+              <w:rPr>
+                <w:b/>
+                <w:color w:val="FFFFFF"/>
+                <w:sz w:val="19"/>
+              </w:rPr>
+              <w:t>95% CI Lower</w:t>
+            </w:r>
+          </w:p>
+        </w:tc>
+        <w:tc>
+          <w:tcPr>
+            <w:tcW w:type="dxa" w:w="1296"/>
+            <w:vAlign w:val="center"/>
+            <w:shd w:val="clear" w:color="auto" w:fill="1F3864"/>
+          </w:tcPr>
+          <w:p>
+            <w:pPr>
+              <w:spacing w:before="60" w:after="60"/>
+              <w:jc w:val="center"/>
+            </w:pPr>
+            <w:r>
+              <w:rPr>
+                <w:b/>
+                <w:color w:val="FFFFFF"/>
+                <w:sz w:val="19"/>
+              </w:rPr>
+              <w:t>95% CI Upper</w:t>
+            </w:r>
+          </w:p>
+        </w:tc>
+        <w:tc>
+          <w:tcPr>
+            <w:tcW w:type="dxa" w:w="1008"/>
+            <w:vAlign w:val="center"/>
+            <w:shd w:val="clear" w:color="auto" w:fill="1F3864"/>
+          </w:tcPr>
+          <w:p>
+            <w:pPr>
+              <w:spacing w:before="60" w:after="60"/>
+              <w:jc w:val="center"/>
+            </w:pPr>
+            <w:r>
+              <w:rPr>
+                <w:b/>
+                <w:color w:val="FFFFFF"/>
+                <w:sz w:val="19"/>
+              </w:rPr>
+              <w:t>p-value</w:t>
+            </w:r>
+          </w:p>
+        </w:tc>
+        <w:tc>
+          <w:tcPr>
+            <w:tcW w:type="dxa" w:w="1584"/>
+            <w:vAlign w:val="center"/>
+            <w:shd w:val="clear" w:color="auto" w:fill="1F3864"/>
+          </w:tcPr>
+          <w:p>
+            <w:pPr>
+              <w:spacing w:before="60" w:after="60"/>
+              <w:jc w:val="center"/>
+            </w:pPr>
+            <w:r>
+              <w:rPr>
+                <w:b/>
+                <w:color w:val="FFFFFF"/>
+                <w:sz w:val="19"/>
+              </w:rPr>
+              <w:t>Causal Status</w:t>
+            </w:r>
+          </w:p>
+        </w:tc>
+      </w:tr>
+      <w:tr>
+        <w:tc>
+          <w:tcPr>
+            <w:tcW w:type="dxa" w:w="1080"/>
+            <w:vAlign w:val="center"/>
+          </w:tcPr>
+          <w:p>
+            <w:pPr>
+              <w:spacing w:before="60" w:after="60"/>
+              <w:jc w:val="center"/>
+            </w:pPr>
+            <w:r>
+              <w:rPr>
+                <w:sz w:val="18"/>
+              </w:rPr>
+              <w:t>Factor 6</w:t>
+            </w:r>
+          </w:p>
+        </w:tc>
+        <w:tc>
+          <w:tcPr>
+            <w:tcW w:type="dxa" w:w="2592"/>
+            <w:vAlign w:val="center"/>
+          </w:tcPr>
+          <w:p>
+            <w:pPr>
+              <w:spacing w:before="60" w:after="60"/>
+              <w:jc w:val="center"/>
+            </w:pPr>
+            <w:r>
+              <w:rPr>
+                <w:sz w:val="18"/>
+              </w:rPr>
+              <w:t>9p24.1 immune checkpoint</w:t>
+            </w:r>
+          </w:p>
+        </w:tc>
+        <w:tc>
+          <w:tcPr>
+            <w:tcW w:type="dxa" w:w="864"/>
+            <w:vAlign w:val="center"/>
+          </w:tcPr>
+          <w:p>
+            <w:pPr>
+              <w:spacing w:before="60" w:after="60"/>
+              <w:jc w:val="center"/>
+            </w:pPr>
+            <w:r>
+              <w:rPr>
+                <w:sz w:val="18"/>
+              </w:rPr>
+              <w:t>−0.486</w:t>
+            </w:r>
+          </w:p>
+        </w:tc>
+        <w:tc>
+          <w:tcPr>
+            <w:tcW w:type="dxa" w:w="720"/>
+            <w:vAlign w:val="center"/>
+          </w:tcPr>
+          <w:p>
+            <w:pPr>
+              <w:spacing w:before="60" w:after="60"/>
+              <w:jc w:val="center"/>
+            </w:pPr>
+            <w:r>
+              <w:rPr>
+                <w:sz w:val="18"/>
+              </w:rPr>
+              <w:t>0.067</w:t>
+            </w:r>
+          </w:p>
+        </w:tc>
+        <w:tc>
+          <w:tcPr>
+            <w:tcW w:type="dxa" w:w="1296"/>
+            <w:vAlign w:val="center"/>
+          </w:tcPr>
+          <w:p>
+            <w:pPr>
+              <w:spacing w:before="60" w:after="60"/>
+              <w:jc w:val="center"/>
+            </w:pPr>
+            <w:r>
+              <w:rPr>
+                <w:sz w:val="18"/>
+              </w:rPr>
+              <w:t>−0.617</w:t>
+            </w:r>
+          </w:p>
+        </w:tc>
+        <w:tc>
+          <w:tcPr>
+            <w:tcW w:type="dxa" w:w="1296"/>
+            <w:vAlign w:val="center"/>
+          </w:tcPr>
+          <w:p>
+            <w:pPr>
+              <w:spacing w:before="60" w:after="60"/>
+              <w:jc w:val="center"/>
+            </w:pPr>
+            <w:r>
+              <w:rPr>
+                <w:sz w:val="18"/>
+              </w:rPr>
+              <w:t>−0.355</w:t>
+            </w:r>
+          </w:p>
+        </w:tc>
+        <w:tc>
+          <w:tcPr>
+            <w:tcW w:type="dxa" w:w="1008"/>
+            <w:vAlign w:val="center"/>
+          </w:tcPr>
+          <w:p>
+            <w:pPr>
+              <w:spacing w:before="60" w:after="60"/>
+              <w:jc w:val="center"/>
+            </w:pPr>
+            <w:r>
+              <w:rPr>
+                <w:sz w:val="18"/>
+              </w:rPr>
+              <w:t>&lt;0.001</w:t>
+            </w:r>
+          </w:p>
+        </w:tc>
+        <w:tc>
+          <w:tcPr>
+            <w:tcW w:type="dxa" w:w="1584"/>
+            <w:vAlign w:val="center"/>
+          </w:tcPr>
+          <w:p>
+            <w:pPr>
+              <w:spacing w:before="60" w:after="60"/>
+              <w:jc w:val="center"/>
+            </w:pPr>
+            <w:r>
+              <w:rPr>
+                <w:sz w:val="18"/>
+              </w:rPr>
+              <w:t>Validated</w:t>
+            </w:r>
+          </w:p>
+        </w:tc>
+      </w:tr>
+      <w:tr>
+        <w:tc>
+          <w:tcPr>
+            <w:tcW w:type="dxa" w:w="1080"/>
+            <w:vAlign w:val="center"/>
+            <w:shd w:val="clear" w:color="auto" w:fill="EBF3FB"/>
+          </w:tcPr>
+          <w:p>
+            <w:pPr>
+              <w:spacing w:before="60" w:after="60"/>
+              <w:jc w:val="center"/>
+            </w:pPr>
+            <w:r>
+              <w:rPr>
+                <w:sz w:val="18"/>
+              </w:rPr>
+              <w:t>Factor 15</w:t>
+            </w:r>
+          </w:p>
+        </w:tc>
+        <w:tc>
+          <w:tcPr>
+            <w:tcW w:type="dxa" w:w="2592"/>
+            <w:vAlign w:val="center"/>
+            <w:shd w:val="clear" w:color="auto" w:fill="EBF3FB"/>
+          </w:tcPr>
+          <w:p>
+            <w:pPr>
+              <w:spacing w:before="60" w:after="60"/>
+              <w:jc w:val="center"/>
+            </w:pPr>
+            <w:r>
+              <w:rPr>
+                <w:sz w:val="18"/>
+              </w:rPr>
+              <w:t>Luminal de-differentiation</w:t>
+            </w:r>
+          </w:p>
+        </w:tc>
+        <w:tc>
+          <w:tcPr>
+            <w:tcW w:type="dxa" w:w="864"/>
+            <w:vAlign w:val="center"/>
+            <w:shd w:val="clear" w:color="auto" w:fill="EBF3FB"/>
+          </w:tcPr>
+          <w:p>
+            <w:pPr>
+              <w:spacing w:before="60" w:after="60"/>
+              <w:jc w:val="center"/>
+            </w:pPr>
+            <w:r>
+              <w:rPr>
+                <w:sz w:val="18"/>
+              </w:rPr>
+              <w:t>−0.285</w:t>
+            </w:r>
+          </w:p>
+        </w:tc>
+        <w:tc>
+          <w:tcPr>
+            <w:tcW w:type="dxa" w:w="720"/>
+            <w:vAlign w:val="center"/>
+            <w:shd w:val="clear" w:color="auto" w:fill="EBF3FB"/>
+          </w:tcPr>
+          <w:p>
+            <w:pPr>
+              <w:spacing w:before="60" w:after="60"/>
+              <w:jc w:val="center"/>
+            </w:pPr>
+            <w:r>
+              <w:rPr>
+                <w:sz w:val="18"/>
+              </w:rPr>
+              <w:t>0.033</w:t>
+            </w:r>
+          </w:p>
+        </w:tc>
+        <w:tc>
+          <w:tcPr>
+            <w:tcW w:type="dxa" w:w="1296"/>
+            <w:vAlign w:val="center"/>
+            <w:shd w:val="clear" w:color="auto" w:fill="EBF3FB"/>
+          </w:tcPr>
+          <w:p>
+            <w:pPr>
+              <w:spacing w:before="60" w:after="60"/>
+              <w:jc w:val="center"/>
+            </w:pPr>
+            <w:r>
+              <w:rPr>
+                <w:sz w:val="18"/>
+              </w:rPr>
+              <w:t>−0.350</w:t>
+            </w:r>
+          </w:p>
+        </w:tc>
+        <w:tc>
+          <w:tcPr>
+            <w:tcW w:type="dxa" w:w="1296"/>
+            <w:vAlign w:val="center"/>
+            <w:shd w:val="clear" w:color="auto" w:fill="EBF3FB"/>
+          </w:tcPr>
+          <w:p>
+            <w:pPr>
+              <w:spacing w:before="60" w:after="60"/>
+              <w:jc w:val="center"/>
+            </w:pPr>
+            <w:r>
+              <w:rPr>
+                <w:sz w:val="18"/>
+              </w:rPr>
+              <w:t>−0.220</w:t>
+            </w:r>
+          </w:p>
+        </w:tc>
+        <w:tc>
+          <w:tcPr>
+            <w:tcW w:type="dxa" w:w="1008"/>
+            <w:vAlign w:val="center"/>
+            <w:shd w:val="clear" w:color="auto" w:fill="EBF3FB"/>
+          </w:tcPr>
+          <w:p>
+            <w:pPr>
+              <w:spacing w:before="60" w:after="60"/>
+              <w:jc w:val="center"/>
+            </w:pPr>
+            <w:r>
+              <w:rPr>
+                <w:sz w:val="18"/>
+              </w:rPr>
+              <w:t>&lt;0.001</w:t>
+            </w:r>
+          </w:p>
+        </w:tc>
+        <w:tc>
+          <w:tcPr>
+            <w:tcW w:type="dxa" w:w="1584"/>
+            <w:vAlign w:val="center"/>
+            <w:shd w:val="clear" w:color="auto" w:fill="EBF3FB"/>
+          </w:tcPr>
+          <w:p>
+            <w:pPr>
+              <w:spacing w:before="60" w:after="60"/>
+              <w:jc w:val="center"/>
+            </w:pPr>
+            <w:r>
+              <w:rPr>
+                <w:sz w:val="18"/>
+              </w:rPr>
+              <w:t>Validated</w:t>
+            </w:r>
+          </w:p>
+        </w:tc>
+      </w:tr>
+      <w:tr>
+        <w:tc>
+          <w:tcPr>
+            <w:tcW w:type="dxa" w:w="1080"/>
+            <w:vAlign w:val="center"/>
+          </w:tcPr>
+          <w:p>
+            <w:pPr>
+              <w:spacing w:before="60" w:after="60"/>
+              <w:jc w:val="center"/>
+            </w:pPr>
+            <w:r>
+              <w:rPr>
+                <w:sz w:val="18"/>
+              </w:rPr>
+              <w:t>Factor 1</w:t>
+            </w:r>
+          </w:p>
+        </w:tc>
+        <w:tc>
+          <w:tcPr>
+            <w:tcW w:type="dxa" w:w="2592"/>
+            <w:vAlign w:val="center"/>
+          </w:tcPr>
+          <w:p>
+            <w:pPr>
+              <w:spacing w:before="60" w:after="60"/>
+              <w:jc w:val="center"/>
+            </w:pPr>
+            <w:r>
+              <w:rPr>
+                <w:sz w:val="18"/>
+              </w:rPr>
+              <w:t>Squamous lineage</w:t>
+            </w:r>
+          </w:p>
+        </w:tc>
+        <w:tc>
+          <w:tcPr>
+            <w:tcW w:type="dxa" w:w="864"/>
+            <w:vAlign w:val="center"/>
+          </w:tcPr>
+          <w:p>
+            <w:pPr>
+              <w:spacing w:before="60" w:after="60"/>
+              <w:jc w:val="center"/>
+            </w:pPr>
+            <w:r>
+              <w:rPr>
+                <w:sz w:val="18"/>
+              </w:rPr>
+              <w:t>−0.129</w:t>
+            </w:r>
+          </w:p>
+        </w:tc>
+        <w:tc>
+          <w:tcPr>
+            <w:tcW w:type="dxa" w:w="720"/>
+            <w:vAlign w:val="center"/>
+          </w:tcPr>
+          <w:p>
+            <w:pPr>
+              <w:spacing w:before="60" w:after="60"/>
+              <w:jc w:val="center"/>
+            </w:pPr>
+            <w:r>
+              <w:rPr>
+                <w:sz w:val="18"/>
+              </w:rPr>
+              <w:t>0.059</w:t>
+            </w:r>
+          </w:p>
+        </w:tc>
+        <w:tc>
+          <w:tcPr>
+            <w:tcW w:type="dxa" w:w="1296"/>
+            <w:vAlign w:val="center"/>
+          </w:tcPr>
+          <w:p>
+            <w:pPr>
+              <w:spacing w:before="60" w:after="60"/>
+              <w:jc w:val="center"/>
+            </w:pPr>
+            <w:r>
+              <w:rPr>
+                <w:sz w:val="18"/>
+              </w:rPr>
+              <w:t>−0.245</w:t>
+            </w:r>
+          </w:p>
+        </w:tc>
+        <w:tc>
+          <w:tcPr>
+            <w:tcW w:type="dxa" w:w="1296"/>
+            <w:vAlign w:val="center"/>
+          </w:tcPr>
+          <w:p>
+            <w:pPr>
+              <w:spacing w:before="60" w:after="60"/>
+              <w:jc w:val="center"/>
+            </w:pPr>
+            <w:r>
+              <w:rPr>
+                <w:sz w:val="18"/>
+              </w:rPr>
+              <w:t>−0.013</w:t>
+            </w:r>
+          </w:p>
+        </w:tc>
+        <w:tc>
+          <w:tcPr>
+            <w:tcW w:type="dxa" w:w="1008"/>
+            <w:vAlign w:val="center"/>
+          </w:tcPr>
+          <w:p>
+            <w:pPr>
+              <w:spacing w:before="60" w:after="60"/>
+              <w:jc w:val="center"/>
+            </w:pPr>
+            <w:r>
+              <w:rPr>
+                <w:sz w:val="18"/>
+              </w:rPr>
+              <w:t>0.028</w:t>
+            </w:r>
+          </w:p>
+        </w:tc>
+        <w:tc>
+          <w:tcPr>
+            <w:tcW w:type="dxa" w:w="1584"/>
+            <w:vAlign w:val="center"/>
+          </w:tcPr>
+          <w:p>
+            <w:pPr>
+              <w:spacing w:before="60" w:after="60"/>
+              <w:jc w:val="center"/>
+            </w:pPr>
+            <w:r>
+              <w:rPr>
+                <w:sz w:val="18"/>
+              </w:rPr>
+              <w:t>Validated</w:t>
+            </w:r>
+          </w:p>
+        </w:tc>
+      </w:tr>
+      <w:tr>
+        <w:tc>
+          <w:tcPr>
+            <w:tcW w:type="dxa" w:w="1080"/>
+            <w:vAlign w:val="center"/>
+            <w:shd w:val="clear" w:color="auto" w:fill="EBF3FB"/>
+          </w:tcPr>
+          <w:p>
+            <w:pPr>
+              <w:spacing w:before="60" w:after="60"/>
+              <w:jc w:val="center"/>
+            </w:pPr>
+            <w:r>
+              <w:rPr>
+                <w:sz w:val="18"/>
+              </w:rPr>
+              <w:t>Factor 12</w:t>
+            </w:r>
+          </w:p>
+        </w:tc>
+        <w:tc>
+          <w:tcPr>
+            <w:tcW w:type="dxa" w:w="2592"/>
+            <w:vAlign w:val="center"/>
+            <w:shd w:val="clear" w:color="auto" w:fill="EBF3FB"/>
+          </w:tcPr>
+          <w:p>
+            <w:pPr>
+              <w:spacing w:before="60" w:after="60"/>
+              <w:jc w:val="center"/>
+            </w:pPr>
+            <w:r>
+              <w:rPr>
+                <w:sz w:val="18"/>
+              </w:rPr>
+              <w:t>Thyroid/IDH gradient</w:t>
+            </w:r>
+          </w:p>
+        </w:tc>
+        <w:tc>
+          <w:tcPr>
+            <w:tcW w:type="dxa" w:w="864"/>
+            <w:vAlign w:val="center"/>
+            <w:shd w:val="clear" w:color="auto" w:fill="EBF3FB"/>
+          </w:tcPr>
+          <w:p>
+            <w:pPr>
+              <w:spacing w:before="60" w:after="60"/>
+              <w:jc w:val="center"/>
+            </w:pPr>
+            <w:r>
+              <w:rPr>
+                <w:sz w:val="18"/>
+              </w:rPr>
+              <w:t>−0.026</w:t>
+            </w:r>
+          </w:p>
+        </w:tc>
+        <w:tc>
+          <w:tcPr>
+            <w:tcW w:type="dxa" w:w="720"/>
+            <w:vAlign w:val="center"/>
+            <w:shd w:val="clear" w:color="auto" w:fill="EBF3FB"/>
+          </w:tcPr>
+          <w:p>
+            <w:pPr>
+              <w:spacing w:before="60" w:after="60"/>
+              <w:jc w:val="center"/>
+            </w:pPr>
+            <w:r>
+              <w:rPr>
+                <w:sz w:val="18"/>
+              </w:rPr>
+              <w:t>0.059</w:t>
+            </w:r>
+          </w:p>
+        </w:tc>
+        <w:tc>
+          <w:tcPr>
+            <w:tcW w:type="dxa" w:w="1296"/>
+            <w:vAlign w:val="center"/>
+            <w:shd w:val="clear" w:color="auto" w:fill="EBF3FB"/>
+          </w:tcPr>
+          <w:p>
+            <w:pPr>
+              <w:spacing w:before="60" w:after="60"/>
+              <w:jc w:val="center"/>
+            </w:pPr>
+            <w:r>
+              <w:rPr>
+                <w:sz w:val="18"/>
+              </w:rPr>
+              <w:t>−0.142</w:t>
+            </w:r>
+          </w:p>
+        </w:tc>
+        <w:tc>
+          <w:tcPr>
+            <w:tcW w:type="dxa" w:w="1296"/>
+            <w:vAlign w:val="center"/>
+            <w:shd w:val="clear" w:color="auto" w:fill="EBF3FB"/>
+          </w:tcPr>
+          <w:p>
+            <w:pPr>
+              <w:spacing w:before="60" w:after="60"/>
+              <w:jc w:val="center"/>
+            </w:pPr>
+            <w:r>
+              <w:rPr>
+                <w:sz w:val="18"/>
+              </w:rPr>
+              <w:t>+0.090</w:t>
+            </w:r>
+          </w:p>
+        </w:tc>
+        <w:tc>
+          <w:tcPr>
+            <w:tcW w:type="dxa" w:w="1008"/>
+            <w:vAlign w:val="center"/>
+            <w:shd w:val="clear" w:color="auto" w:fill="EBF3FB"/>
+          </w:tcPr>
+          <w:p>
+            <w:pPr>
+              <w:spacing w:before="60" w:after="60"/>
+              <w:jc w:val="center"/>
+            </w:pPr>
+            <w:r>
+              <w:rPr>
+                <w:sz w:val="18"/>
+              </w:rPr>
+              <w:t>0.652</w:t>
+            </w:r>
+          </w:p>
+        </w:tc>
+        <w:tc>
+          <w:tcPr>
+            <w:tcW w:type="dxa" w:w="1584"/>
+            <w:vAlign w:val="center"/>
+            <w:shd w:val="clear" w:color="auto" w:fill="EBF3FB"/>
+          </w:tcPr>
+          <w:p>
+            <w:pPr>
+              <w:spacing w:before="60" w:after="60"/>
+              <w:jc w:val="center"/>
+            </w:pPr>
+            <w:r>
+              <w:rPr>
+                <w:sz w:val="18"/>
+              </w:rPr>
+              <w:t>Not sig.</w:t>
+            </w:r>
+          </w:p>
+        </w:tc>
+      </w:tr>
+      <w:tr>
+        <w:tc>
+          <w:tcPr>
+            <w:tcW w:type="dxa" w:w="1080"/>
+            <w:vAlign w:val="center"/>
+          </w:tcPr>
+          <w:p>
+            <w:pPr>
+              <w:spacing w:before="60" w:after="60"/>
+              <w:jc w:val="center"/>
+            </w:pPr>
+            <w:r>
+              <w:rPr>
+                <w:sz w:val="18"/>
+              </w:rPr>
+              <w:t>Factor 8</w:t>
+            </w:r>
+          </w:p>
+        </w:tc>
+        <w:tc>
+          <w:tcPr>
+            <w:tcW w:type="dxa" w:w="2592"/>
+            <w:vAlign w:val="center"/>
+          </w:tcPr>
+          <w:p>
+            <w:pPr>
+              <w:spacing w:before="60" w:after="60"/>
+              <w:jc w:val="center"/>
+            </w:pPr>
+            <w:r>
+              <w:rPr>
+                <w:sz w:val="18"/>
+              </w:rPr>
+              <w:t>Protease invasion + drivers</w:t>
+            </w:r>
+          </w:p>
+        </w:tc>
+        <w:tc>
+          <w:tcPr>
+            <w:tcW w:type="dxa" w:w="864"/>
+            <w:vAlign w:val="center"/>
+          </w:tcPr>
+          <w:p>
+            <w:pPr>
+              <w:spacing w:before="60" w:after="60"/>
+              <w:jc w:val="center"/>
+            </w:pPr>
+            <w:r>
+              <w:rPr>
+                <w:sz w:val="18"/>
+              </w:rPr>
+              <w:t>+0.297</w:t>
+            </w:r>
+          </w:p>
+        </w:tc>
+        <w:tc>
+          <w:tcPr>
+            <w:tcW w:type="dxa" w:w="720"/>
+            <w:vAlign w:val="center"/>
+          </w:tcPr>
+          <w:p>
+            <w:pPr>
+              <w:spacing w:before="60" w:after="60"/>
+              <w:jc w:val="center"/>
+            </w:pPr>
+            <w:r>
+              <w:rPr>
+                <w:sz w:val="18"/>
+              </w:rPr>
+              <w:t>0.198</w:t>
+            </w:r>
+          </w:p>
+        </w:tc>
+        <w:tc>
+          <w:tcPr>
+            <w:tcW w:type="dxa" w:w="1296"/>
+            <w:vAlign w:val="center"/>
+          </w:tcPr>
+          <w:p>
+            <w:pPr>
+              <w:spacing w:before="60" w:after="60"/>
+              <w:jc w:val="center"/>
+            </w:pPr>
+            <w:r>
+              <w:rPr>
+                <w:sz w:val="18"/>
+              </w:rPr>
+              <w:t>−0.091</w:t>
+            </w:r>
+          </w:p>
+        </w:tc>
+        <w:tc>
+          <w:tcPr>
+            <w:tcW w:type="dxa" w:w="1296"/>
+            <w:vAlign w:val="center"/>
+          </w:tcPr>
+          <w:p>
+            <w:pPr>
+              <w:spacing w:before="60" w:after="60"/>
+              <w:jc w:val="center"/>
+            </w:pPr>
+            <w:r>
+              <w:rPr>
+                <w:sz w:val="18"/>
+              </w:rPr>
+              <w:t>+0.686</w:t>
+            </w:r>
+          </w:p>
+        </w:tc>
+        <w:tc>
+          <w:tcPr>
+            <w:tcW w:type="dxa" w:w="1008"/>
+            <w:vAlign w:val="center"/>
+          </w:tcPr>
+          <w:p>
+            <w:pPr>
+              <w:spacing w:before="60" w:after="60"/>
+              <w:jc w:val="center"/>
+            </w:pPr>
+            <w:r>
+              <w:rPr>
+                <w:sz w:val="18"/>
+              </w:rPr>
+              <w:t>0.134</w:t>
+            </w:r>
+          </w:p>
+        </w:tc>
+        <w:tc>
+          <w:tcPr>
+            <w:tcW w:type="dxa" w:w="1584"/>
+            <w:vAlign w:val="center"/>
+          </w:tcPr>
+          <w:p>
+            <w:pPr>
+              <w:spacing w:before="60" w:after="60"/>
+              <w:jc w:val="center"/>
+            </w:pPr>
+            <w:r>
+              <w:rPr>
+                <w:sz w:val="18"/>
+              </w:rPr>
+              <w:t>Confounded</w:t>
+            </w:r>
+          </w:p>
+        </w:tc>
+      </w:tr>
+    </w:tbl>
+    <w:p>
+      <w:pPr>
+        <w:spacing w:after="240"/>
+      </w:pPr>
+      <w:r>
+        <w:rPr>
+          <w:b/>
+          <w:i w:val="0"/>
+          <w:sz w:val="18"/>
+          <w:u w:val="none"/>
+        </w:rPr>
+        <w:t xml:space="preserve">Table S9. </w:t>
+      </w:r>
+      <w:r>
+        <w:rPr>
+          <w:b w:val="0"/>
+          <w:i/>
+          <w:sz w:val="18"/>
+          <w:u w:val="none"/>
+        </w:rPr>
+        <w:t>Full Callaway-Sant'Anna ATT estimates for all five top SHAP-ranked MOFA+ factors. 95% CI computed via 999 bootstrap replications with cancer-type clustering. Outcome: z-scored OS time within cancer type. Negative ATT = high factor activation causally reduces survival time.</w:t>
+      </w:r>
+    </w:p>
+    <w:p>
+      <w:pPr>
+        <w:jc w:val="center"/>
+      </w:pPr>
+      <w:r>
+        <w:drawing>
+          <wp:inline xmlns:a="http://schemas.openxmlformats.org/drawingml/2006/main" xmlns:pic="http://schemas.openxmlformats.org/drawingml/2006/picture">
+            <wp:extent cx="5029200" cy="3088031"/>
+            <wp:docPr id="36" name="Picture 36"/>
+            <wp:cNvGraphicFramePr>
+              <a:graphicFrameLocks noChangeAspect="1"/>
+            </wp:cNvGraphicFramePr>
+            <a:graphic>
+              <a:graphicData uri="http://schemas.openxmlformats.org/drawingml/2006/picture">
+                <pic:pic>
+                  <pic:nvPicPr>
+                    <pic:cNvPr id="0" name="did_event_study_Factor8.png"/>
+                    <pic:cNvPicPr/>
+                  </pic:nvPicPr>
+                  <pic:blipFill>
+                    <a:blip r:embed="rId44"/>
+                    <a:stretch>
+                      <a:fillRect/>
+                    </a:stretch>
+                  </pic:blipFill>
+                  <pic:spPr>
+                    <a:xfrm>
+                      <a:off x="0" y="0"/>
+                      <a:ext cx="5029200" cy="3088031"/>
+                    </a:xfrm>
+                    <a:prstGeom prst="rect"/>
+                  </pic:spPr>
+                </pic:pic>
+              </a:graphicData>
+            </a:graphic>
+          </wp:inline>
+        </w:drawing>
+      </w:r>
+    </w:p>
+    <w:p>
+      <w:pPr>
+        <w:spacing w:before="80" w:after="280"/>
+        <w:jc w:val="center"/>
+      </w:pPr>
+      <w:r>
+        <w:rPr>
+          <w:b/>
+          <w:i w:val="0"/>
+          <w:sz w:val="18"/>
+          <w:u w:val="none"/>
+        </w:rPr>
+        <w:t xml:space="preserve">Figure S34. </w:t>
+      </w:r>
+      <w:r>
+        <w:rPr>
+          <w:b w:val="0"/>
+          <w:i/>
+          <w:sz w:val="18"/>
+          <w:u w:val="none"/>
+        </w:rPr>
+        <w:t>Callaway-Sant'Anna event study for Factor 8 (protease invasion + driver mutations). Pre-trend tests show no significant differential trend before treatment onset. Post-treatment estimates are heterogeneous and confidence intervals span zero, consistent with the non-significant aggregate ATT.</w:t>
+      </w:r>
+    </w:p>
+    <w:p>
+      <w:pPr>
+        <w:jc w:val="center"/>
+      </w:pPr>
+      <w:r>
+        <w:drawing>
+          <wp:inline xmlns:a="http://schemas.openxmlformats.org/drawingml/2006/main" xmlns:pic="http://schemas.openxmlformats.org/drawingml/2006/picture">
+            <wp:extent cx="5029200" cy="3088031"/>
+            <wp:docPr id="37" name="Picture 37"/>
+            <wp:cNvGraphicFramePr>
+              <a:graphicFrameLocks noChangeAspect="1"/>
+            </wp:cNvGraphicFramePr>
+            <a:graphic>
+              <a:graphicData uri="http://schemas.openxmlformats.org/drawingml/2006/picture">
+                <pic:pic>
+                  <pic:nvPicPr>
+                    <pic:cNvPr id="0" name="did_event_study_Factor1.png"/>
+                    <pic:cNvPicPr/>
+                  </pic:nvPicPr>
+                  <pic:blipFill>
+                    <a:blip r:embed="rId45"/>
+                    <a:stretch>
+                      <a:fillRect/>
+                    </a:stretch>
+                  </pic:blipFill>
+                  <pic:spPr>
+                    <a:xfrm>
+                      <a:off x="0" y="0"/>
+                      <a:ext cx="5029200" cy="3088031"/>
+                    </a:xfrm>
+                    <a:prstGeom prst="rect"/>
+                  </pic:spPr>
+                </pic:pic>
+              </a:graphicData>
+            </a:graphic>
+          </wp:inline>
+        </w:drawing>
+      </w:r>
+    </w:p>
+    <w:p>
+      <w:pPr>
+        <w:spacing w:before="80" w:after="280"/>
+        <w:jc w:val="center"/>
+      </w:pPr>
+      <w:r>
+        <w:rPr>
+          <w:b/>
+          <w:i w:val="0"/>
+          <w:sz w:val="18"/>
+          <w:u w:val="none"/>
+        </w:rPr>
+        <w:t xml:space="preserve">Figure S35. </w:t>
+      </w:r>
+      <w:r>
+        <w:rPr>
+          <w:b w:val="0"/>
+          <w:i/>
+          <w:sz w:val="18"/>
+          <w:u w:val="none"/>
+        </w:rPr>
+        <w:t>Callaway-Sant'Anna event study for Factor 1 (squamous lineage programme). Post-treatment estimates are consistently negative, supporting the significant aggregate ATT = −0.129 (p = 0.028).</w:t>
+      </w:r>
+    </w:p>
+    <w:p>
+      <w:pPr>
+        <w:jc w:val="center"/>
+      </w:pPr>
+      <w:r>
+        <w:drawing>
+          <wp:inline xmlns:a="http://schemas.openxmlformats.org/drawingml/2006/main" xmlns:pic="http://schemas.openxmlformats.org/drawingml/2006/picture">
+            <wp:extent cx="5029200" cy="3088031"/>
+            <wp:docPr id="38" name="Picture 38"/>
+            <wp:cNvGraphicFramePr>
+              <a:graphicFrameLocks noChangeAspect="1"/>
+            </wp:cNvGraphicFramePr>
+            <a:graphic>
+              <a:graphicData uri="http://schemas.openxmlformats.org/drawingml/2006/picture">
+                <pic:pic>
+                  <pic:nvPicPr>
+                    <pic:cNvPr id="0" name="did_event_study_Factor12.png"/>
+                    <pic:cNvPicPr/>
+                  </pic:nvPicPr>
+                  <pic:blipFill>
+                    <a:blip r:embed="rId46"/>
+                    <a:stretch>
+                      <a:fillRect/>
+                    </a:stretch>
+                  </pic:blipFill>
+                  <pic:spPr>
+                    <a:xfrm>
+                      <a:off x="0" y="0"/>
+                      <a:ext cx="5029200" cy="3088031"/>
+                    </a:xfrm>
+                    <a:prstGeom prst="rect"/>
+                  </pic:spPr>
+                </pic:pic>
+              </a:graphicData>
+            </a:graphic>
+          </wp:inline>
+        </w:drawing>
+      </w:r>
+    </w:p>
+    <w:p>
+      <w:pPr>
+        <w:spacing w:before="80" w:after="280"/>
+        <w:jc w:val="center"/>
+      </w:pPr>
+      <w:r>
+        <w:rPr>
+          <w:b/>
+          <w:i w:val="0"/>
+          <w:sz w:val="18"/>
+          <w:u w:val="none"/>
+        </w:rPr>
+        <w:t xml:space="preserve">Figure S36. </w:t>
+      </w:r>
+      <w:r>
+        <w:rPr>
+          <w:b w:val="0"/>
+          <w:i/>
+          <w:sz w:val="18"/>
+          <w:u w:val="none"/>
+        </w:rPr>
+        <w:t>Callaway-Sant'Anna event study for Factor 12 (thyroid/IDH differentiation gradient). Estimates are near zero throughout, consistent with the non-significant aggregate ATT.</w:t>
+      </w:r>
+    </w:p>
+    <w:p>
+      <w:pPr>
+        <w:jc w:val="center"/>
+      </w:pPr>
+      <w:r>
+        <w:drawing>
+          <wp:inline xmlns:a="http://schemas.openxmlformats.org/drawingml/2006/main" xmlns:pic="http://schemas.openxmlformats.org/drawingml/2006/picture">
+            <wp:extent cx="5029200" cy="3088031"/>
+            <wp:docPr id="39" name="Picture 39"/>
+            <wp:cNvGraphicFramePr>
+              <a:graphicFrameLocks noChangeAspect="1"/>
+            </wp:cNvGraphicFramePr>
+            <a:graphic>
+              <a:graphicData uri="http://schemas.openxmlformats.org/drawingml/2006/picture">
+                <pic:pic>
+                  <pic:nvPicPr>
+                    <pic:cNvPr id="0" name="did_event_study_Factor6.png"/>
+                    <pic:cNvPicPr/>
+                  </pic:nvPicPr>
+                  <pic:blipFill>
+                    <a:blip r:embed="rId47"/>
+                    <a:stretch>
+                      <a:fillRect/>
+                    </a:stretch>
+                  </pic:blipFill>
+                  <pic:spPr>
+                    <a:xfrm>
+                      <a:off x="0" y="0"/>
+                      <a:ext cx="5029200" cy="3088031"/>
+                    </a:xfrm>
+                    <a:prstGeom prst="rect"/>
+                  </pic:spPr>
+                </pic:pic>
+              </a:graphicData>
+            </a:graphic>
+          </wp:inline>
+        </w:drawing>
+      </w:r>
+    </w:p>
+    <w:p>
+      <w:pPr>
+        <w:spacing w:before="80" w:after="280"/>
+        <w:jc w:val="center"/>
+      </w:pPr>
+      <w:r>
+        <w:rPr>
+          <w:b/>
+          <w:i w:val="0"/>
+          <w:sz w:val="18"/>
+          <w:u w:val="none"/>
+        </w:rPr>
+        <w:t xml:space="preserve">Figure S37. </w:t>
+      </w:r>
+      <w:r>
+        <w:rPr>
+          <w:b w:val="0"/>
+          <w:i/>
+          <w:sz w:val="18"/>
+          <w:u w:val="none"/>
+        </w:rPr>
+        <w:t>Callaway-Sant'Anna event study for Factor 6 (9p24.1 immune checkpoint amplicon). All post-treatment estimates are strongly negative and exclude zero, confirming the ATT = −0.486 causal finding.</w:t>
+      </w:r>
+    </w:p>
+    <w:p>
+      <w:pPr>
+        <w:jc w:val="center"/>
+      </w:pPr>
+      <w:r>
+        <w:drawing>
+          <wp:inline xmlns:a="http://schemas.openxmlformats.org/drawingml/2006/main" xmlns:pic="http://schemas.openxmlformats.org/drawingml/2006/picture">
+            <wp:extent cx="5029200" cy="3088031"/>
+            <wp:docPr id="40" name="Picture 40"/>
+            <wp:cNvGraphicFramePr>
+              <a:graphicFrameLocks noChangeAspect="1"/>
+            </wp:cNvGraphicFramePr>
+            <a:graphic>
+              <a:graphicData uri="http://schemas.openxmlformats.org/drawingml/2006/picture">
+                <pic:pic>
+                  <pic:nvPicPr>
+                    <pic:cNvPr id="0" name="did_event_study_Factor15.png"/>
+                    <pic:cNvPicPr/>
+                  </pic:nvPicPr>
+                  <pic:blipFill>
+                    <a:blip r:embed="rId48"/>
+                    <a:stretch>
+                      <a:fillRect/>
+                    </a:stretch>
+                  </pic:blipFill>
+                  <pic:spPr>
+                    <a:xfrm>
+                      <a:off x="0" y="0"/>
+                      <a:ext cx="5029200" cy="3088031"/>
+                    </a:xfrm>
+                    <a:prstGeom prst="rect"/>
+                  </pic:spPr>
+                </pic:pic>
+              </a:graphicData>
+            </a:graphic>
+          </wp:inline>
+        </w:drawing>
+      </w:r>
+    </w:p>
+    <w:p>
+      <w:pPr>
+        <w:spacing w:before="80" w:after="280"/>
+        <w:jc w:val="center"/>
+      </w:pPr>
+      <w:r>
+        <w:rPr>
+          <w:b/>
+          <w:i w:val="0"/>
+          <w:sz w:val="18"/>
+          <w:u w:val="none"/>
+        </w:rPr>
+        <w:t xml:space="preserve">Figure S38. </w:t>
+      </w:r>
+      <w:r>
+        <w:rPr>
+          <w:b w:val="0"/>
+          <w:i/>
+          <w:sz w:val="18"/>
+          <w:u w:val="none"/>
+        </w:rPr>
+        <w:t>Callaway-Sant'Anna event study for Factor 15 (luminal de-differentiation). Consistently negative post-treatment estimates confirm ATT = −0.285.</w:t>
+      </w:r>
+    </w:p>
+    <w:p>
+      <w:pPr>
+        <w:pStyle w:val="Heading2"/>
+        <w:spacing w:before="320" w:after="120"/>
+      </w:pPr>
+      <w:r>
+        <w:t>S11.4 Full Triple Difference Results</w:t>
+      </w:r>
+    </w:p>
+    <w:p/>
+    <w:tbl>
+      <w:tblPr>
+        <w:tblStyle w:val="TableGrid"/>
+        <w:tblW w:type="auto" w:w="0"/>
+        <w:jc w:val="center"/>
+        <w:tblLook w:firstColumn="1" w:firstRow="1" w:lastColumn="0" w:lastRow="0" w:noHBand="0" w:noVBand="1" w:val="04A0"/>
+      </w:tblPr>
+      <w:tblGrid>
+        <w:gridCol w:w="1511"/>
+        <w:gridCol w:w="1511"/>
+        <w:gridCol w:w="1511"/>
+        <w:gridCol w:w="1511"/>
+        <w:gridCol w:w="1511"/>
+        <w:gridCol w:w="1511"/>
+      </w:tblGrid>
+      <w:tr>
+        <w:tc>
+          <w:tcPr>
+            <w:tcW w:type="dxa" w:w="2160"/>
+            <w:vAlign w:val="center"/>
+            <w:shd w:val="clear" w:color="auto" w:fill="1F3864"/>
+          </w:tcPr>
+          <w:p>
+            <w:pPr>
+              <w:spacing w:before="60" w:after="60"/>
+              <w:jc w:val="center"/>
+            </w:pPr>
+            <w:r>
+              <w:rPr>
+                <w:b/>
+                <w:color w:val="FFFFFF"/>
+                <w:sz w:val="19"/>
+              </w:rPr>
+              <w:t>Gene × Factor Pair</w:t>
+            </w:r>
+          </w:p>
+        </w:tc>
+        <w:tc>
+          <w:tcPr>
+            <w:tcW w:type="dxa" w:w="2736"/>
+            <w:vAlign w:val="center"/>
+            <w:shd w:val="clear" w:color="auto" w:fill="1F3864"/>
+          </w:tcPr>
+          <w:p>
+            <w:pPr>
+              <w:spacing w:before="60" w:after="60"/>
+              <w:jc w:val="center"/>
+            </w:pPr>
+            <w:r>
+              <w:rPr>
+                <w:b/>
+                <w:color w:val="FFFFFF"/>
+                <w:sz w:val="19"/>
+              </w:rPr>
+              <w:t>Description</w:t>
+            </w:r>
+          </w:p>
+        </w:tc>
+        <w:tc>
+          <w:tcPr>
+            <w:tcW w:type="dxa" w:w="864"/>
+            <w:vAlign w:val="center"/>
+            <w:shd w:val="clear" w:color="auto" w:fill="1F3864"/>
+          </w:tcPr>
+          <w:p>
+            <w:pPr>
+              <w:spacing w:before="60" w:after="60"/>
+              <w:jc w:val="center"/>
+            </w:pPr>
+            <w:r>
+              <w:rPr>
+                <w:b/>
+                <w:color w:val="FFFFFF"/>
+                <w:sz w:val="19"/>
+              </w:rPr>
+              <w:t>DDD</w:t>
+            </w:r>
+          </w:p>
+        </w:tc>
+        <w:tc>
+          <w:tcPr>
+            <w:tcW w:type="dxa" w:w="720"/>
+            <w:vAlign w:val="center"/>
+            <w:shd w:val="clear" w:color="auto" w:fill="1F3864"/>
+          </w:tcPr>
+          <w:p>
+            <w:pPr>
+              <w:spacing w:before="60" w:after="60"/>
+              <w:jc w:val="center"/>
+            </w:pPr>
+            <w:r>
+              <w:rPr>
+                <w:b/>
+                <w:color w:val="FFFFFF"/>
+                <w:sz w:val="19"/>
+              </w:rPr>
+              <w:t>SE</w:t>
+            </w:r>
+          </w:p>
+        </w:tc>
+        <w:tc>
+          <w:tcPr>
+            <w:tcW w:type="dxa" w:w="1008"/>
+            <w:vAlign w:val="center"/>
+            <w:shd w:val="clear" w:color="auto" w:fill="1F3864"/>
+          </w:tcPr>
+          <w:p>
+            <w:pPr>
+              <w:spacing w:before="60" w:after="60"/>
+              <w:jc w:val="center"/>
+            </w:pPr>
+            <w:r>
+              <w:rPr>
+                <w:b/>
+                <w:color w:val="FFFFFF"/>
+                <w:sz w:val="19"/>
+              </w:rPr>
+              <w:t>p-value</w:t>
+            </w:r>
+          </w:p>
+        </w:tc>
+        <w:tc>
+          <w:tcPr>
+            <w:tcW w:type="dxa" w:w="2160"/>
+            <w:vAlign w:val="center"/>
+            <w:shd w:val="clear" w:color="auto" w:fill="1F3864"/>
+          </w:tcPr>
+          <w:p>
+            <w:pPr>
+              <w:spacing w:before="60" w:after="60"/>
+              <w:jc w:val="center"/>
+            </w:pPr>
+            <w:r>
+              <w:rPr>
+                <w:b/>
+                <w:color w:val="FFFFFF"/>
+                <w:sz w:val="19"/>
+              </w:rPr>
+              <w:t>Interpretation</w:t>
+            </w:r>
+          </w:p>
+        </w:tc>
+      </w:tr>
+      <w:tr>
+        <w:tc>
+          <w:tcPr>
+            <w:tcW w:type="dxa" w:w="2160"/>
+            <w:vAlign w:val="center"/>
+          </w:tcPr>
+          <w:p>
+            <w:pPr>
+              <w:spacing w:before="60" w:after="60"/>
+              <w:jc w:val="center"/>
+            </w:pPr>
+            <w:r>
+              <w:rPr>
+                <w:sz w:val="18"/>
+              </w:rPr>
+              <w:t>KRAS × Factor 8</w:t>
+            </w:r>
+          </w:p>
+        </w:tc>
+        <w:tc>
+          <w:tcPr>
+            <w:tcW w:type="dxa" w:w="2736"/>
+            <w:vAlign w:val="center"/>
+          </w:tcPr>
+          <w:p>
+            <w:pPr>
+              <w:spacing w:before="60" w:after="60"/>
+              <w:jc w:val="center"/>
+            </w:pPr>
+            <w:r>
+              <w:rPr>
+                <w:sz w:val="18"/>
+              </w:rPr>
+              <w:t>KRAS mut × invasion program</w:t>
+            </w:r>
+          </w:p>
+        </w:tc>
+        <w:tc>
+          <w:tcPr>
+            <w:tcW w:type="dxa" w:w="864"/>
+            <w:vAlign w:val="center"/>
+          </w:tcPr>
+          <w:p>
+            <w:pPr>
+              <w:spacing w:before="60" w:after="60"/>
+              <w:jc w:val="center"/>
+            </w:pPr>
+            <w:r>
+              <w:rPr>
+                <w:sz w:val="18"/>
+              </w:rPr>
+              <w:t>−0.472</w:t>
+            </w:r>
+          </w:p>
+        </w:tc>
+        <w:tc>
+          <w:tcPr>
+            <w:tcW w:type="dxa" w:w="720"/>
+            <w:vAlign w:val="center"/>
+          </w:tcPr>
+          <w:p>
+            <w:pPr>
+              <w:spacing w:before="60" w:after="60"/>
+              <w:jc w:val="center"/>
+            </w:pPr>
+            <w:r>
+              <w:rPr>
+                <w:sz w:val="18"/>
+              </w:rPr>
+              <w:t>0.208</w:t>
+            </w:r>
+          </w:p>
+        </w:tc>
+        <w:tc>
+          <w:tcPr>
+            <w:tcW w:type="dxa" w:w="1008"/>
+            <w:vAlign w:val="center"/>
+          </w:tcPr>
+          <w:p>
+            <w:pPr>
+              <w:spacing w:before="60" w:after="60"/>
+              <w:jc w:val="center"/>
+            </w:pPr>
+            <w:r>
+              <w:rPr>
+                <w:sz w:val="18"/>
+              </w:rPr>
+              <w:t>0.022</w:t>
+            </w:r>
+          </w:p>
+        </w:tc>
+        <w:tc>
+          <w:tcPr>
+            <w:tcW w:type="dxa" w:w="2160"/>
+            <w:vAlign w:val="center"/>
+          </w:tcPr>
+          <w:p>
+            <w:pPr>
+              <w:spacing w:before="60" w:after="60"/>
+              <w:jc w:val="center"/>
+            </w:pPr>
+            <w:r>
+              <w:rPr>
+                <w:sz w:val="18"/>
+              </w:rPr>
+              <w:t>Significant synergy</w:t>
+            </w:r>
+          </w:p>
+        </w:tc>
+      </w:tr>
+      <w:tr>
+        <w:tc>
+          <w:tcPr>
+            <w:tcW w:type="dxa" w:w="2160"/>
+            <w:vAlign w:val="center"/>
+            <w:shd w:val="clear" w:color="auto" w:fill="EBF3FB"/>
+          </w:tcPr>
+          <w:p>
+            <w:pPr>
+              <w:spacing w:before="60" w:after="60"/>
+              <w:jc w:val="center"/>
+            </w:pPr>
+            <w:r>
+              <w:rPr>
+                <w:sz w:val="18"/>
+              </w:rPr>
+              <w:t>TP53 × Factor 8</w:t>
+            </w:r>
+          </w:p>
+        </w:tc>
+        <w:tc>
+          <w:tcPr>
+            <w:tcW w:type="dxa" w:w="2736"/>
+            <w:vAlign w:val="center"/>
+            <w:shd w:val="clear" w:color="auto" w:fill="EBF3FB"/>
+          </w:tcPr>
+          <w:p>
+            <w:pPr>
+              <w:spacing w:before="60" w:after="60"/>
+              <w:jc w:val="center"/>
+            </w:pPr>
+            <w:r>
+              <w:rPr>
+                <w:sz w:val="18"/>
+              </w:rPr>
+              <w:t>TP53 mut × invasion program</w:t>
+            </w:r>
+          </w:p>
+        </w:tc>
+        <w:tc>
+          <w:tcPr>
+            <w:tcW w:type="dxa" w:w="864"/>
+            <w:vAlign w:val="center"/>
+            <w:shd w:val="clear" w:color="auto" w:fill="EBF3FB"/>
+          </w:tcPr>
+          <w:p>
+            <w:pPr>
+              <w:spacing w:before="60" w:after="60"/>
+              <w:jc w:val="center"/>
+            </w:pPr>
+            <w:r>
+              <w:rPr>
+                <w:sz w:val="18"/>
+              </w:rPr>
+              <w:t>−0.075</w:t>
+            </w:r>
+          </w:p>
+        </w:tc>
+        <w:tc>
+          <w:tcPr>
+            <w:tcW w:type="dxa" w:w="720"/>
+            <w:vAlign w:val="center"/>
+            <w:shd w:val="clear" w:color="auto" w:fill="EBF3FB"/>
+          </w:tcPr>
+          <w:p>
+            <w:pPr>
+              <w:spacing w:before="60" w:after="60"/>
+              <w:jc w:val="center"/>
+            </w:pPr>
+            <w:r>
+              <w:rPr>
+                <w:sz w:val="18"/>
+              </w:rPr>
+              <w:t>0.152</w:t>
+            </w:r>
+          </w:p>
+        </w:tc>
+        <w:tc>
+          <w:tcPr>
+            <w:tcW w:type="dxa" w:w="1008"/>
+            <w:vAlign w:val="center"/>
+            <w:shd w:val="clear" w:color="auto" w:fill="EBF3FB"/>
+          </w:tcPr>
+          <w:p>
+            <w:pPr>
+              <w:spacing w:before="60" w:after="60"/>
+              <w:jc w:val="center"/>
+            </w:pPr>
+            <w:r>
+              <w:rPr>
+                <w:sz w:val="18"/>
+              </w:rPr>
+              <w:t>0.627</w:t>
+            </w:r>
+          </w:p>
+        </w:tc>
+        <w:tc>
+          <w:tcPr>
+            <w:tcW w:type="dxa" w:w="2160"/>
+            <w:vAlign w:val="center"/>
+            <w:shd w:val="clear" w:color="auto" w:fill="EBF3FB"/>
+          </w:tcPr>
+          <w:p>
+            <w:pPr>
+              <w:spacing w:before="60" w:after="60"/>
+              <w:jc w:val="center"/>
+            </w:pPr>
+            <w:r>
+              <w:rPr>
+                <w:sz w:val="18"/>
+              </w:rPr>
+              <w:t>Not significant</w:t>
+            </w:r>
+          </w:p>
+        </w:tc>
+      </w:tr>
+      <w:tr>
+        <w:tc>
+          <w:tcPr>
+            <w:tcW w:type="dxa" w:w="2160"/>
+            <w:vAlign w:val="center"/>
+          </w:tcPr>
+          <w:p>
+            <w:pPr>
+              <w:spacing w:before="60" w:after="60"/>
+              <w:jc w:val="center"/>
+            </w:pPr>
+            <w:r>
+              <w:rPr>
+                <w:sz w:val="18"/>
+              </w:rPr>
+              <w:t>PIK3CA × Factor 15</w:t>
+            </w:r>
+          </w:p>
+        </w:tc>
+        <w:tc>
+          <w:tcPr>
+            <w:tcW w:type="dxa" w:w="2736"/>
+            <w:vAlign w:val="center"/>
+          </w:tcPr>
+          <w:p>
+            <w:pPr>
+              <w:spacing w:before="60" w:after="60"/>
+              <w:jc w:val="center"/>
+            </w:pPr>
+            <w:r>
+              <w:rPr>
+                <w:sz w:val="18"/>
+              </w:rPr>
+              <w:t>PIK3CA mut × luminal de-diff.</w:t>
+            </w:r>
+          </w:p>
+        </w:tc>
+        <w:tc>
+          <w:tcPr>
+            <w:tcW w:type="dxa" w:w="864"/>
+            <w:vAlign w:val="center"/>
+          </w:tcPr>
+          <w:p>
+            <w:pPr>
+              <w:spacing w:before="60" w:after="60"/>
+              <w:jc w:val="center"/>
+            </w:pPr>
+            <w:r>
+              <w:rPr>
+                <w:sz w:val="18"/>
+              </w:rPr>
+              <w:t>−0.213</w:t>
+            </w:r>
+          </w:p>
+        </w:tc>
+        <w:tc>
+          <w:tcPr>
+            <w:tcW w:type="dxa" w:w="720"/>
+            <w:vAlign w:val="center"/>
+          </w:tcPr>
+          <w:p>
+            <w:pPr>
+              <w:spacing w:before="60" w:after="60"/>
+              <w:jc w:val="center"/>
+            </w:pPr>
+            <w:r>
+              <w:rPr>
+                <w:sz w:val="18"/>
+              </w:rPr>
+              <w:t>0.190</w:t>
+            </w:r>
+          </w:p>
+        </w:tc>
+        <w:tc>
+          <w:tcPr>
+            <w:tcW w:type="dxa" w:w="1008"/>
+            <w:vAlign w:val="center"/>
+          </w:tcPr>
+          <w:p>
+            <w:pPr>
+              <w:spacing w:before="60" w:after="60"/>
+              <w:jc w:val="center"/>
+            </w:pPr>
+            <w:r>
+              <w:rPr>
+                <w:sz w:val="18"/>
+              </w:rPr>
+              <w:t>0.267</w:t>
+            </w:r>
+          </w:p>
+        </w:tc>
+        <w:tc>
+          <w:tcPr>
+            <w:tcW w:type="dxa" w:w="2160"/>
+            <w:vAlign w:val="center"/>
+          </w:tcPr>
+          <w:p>
+            <w:pPr>
+              <w:spacing w:before="60" w:after="60"/>
+              <w:jc w:val="center"/>
+            </w:pPr>
+            <w:r>
+              <w:rPr>
+                <w:sz w:val="18"/>
+              </w:rPr>
+              <w:t>Not significant</w:t>
+            </w:r>
+          </w:p>
+        </w:tc>
+      </w:tr>
+      <w:tr>
+        <w:tc>
+          <w:tcPr>
+            <w:tcW w:type="dxa" w:w="2160"/>
+            <w:vAlign w:val="center"/>
+            <w:shd w:val="clear" w:color="auto" w:fill="EBF3FB"/>
+          </w:tcPr>
+          <w:p>
+            <w:pPr>
+              <w:spacing w:before="60" w:after="60"/>
+              <w:jc w:val="center"/>
+            </w:pPr>
+            <w:r>
+              <w:rPr>
+                <w:sz w:val="18"/>
+              </w:rPr>
+              <w:t>BRAF × Factor 12</w:t>
+            </w:r>
+          </w:p>
+        </w:tc>
+        <w:tc>
+          <w:tcPr>
+            <w:tcW w:type="dxa" w:w="2736"/>
+            <w:vAlign w:val="center"/>
+            <w:shd w:val="clear" w:color="auto" w:fill="EBF3FB"/>
+          </w:tcPr>
+          <w:p>
+            <w:pPr>
+              <w:spacing w:before="60" w:after="60"/>
+              <w:jc w:val="center"/>
+            </w:pPr>
+            <w:r>
+              <w:rPr>
+                <w:sz w:val="18"/>
+              </w:rPr>
+              <w:t>BRAF mut × thyroid/IDH gradient</w:t>
+            </w:r>
+          </w:p>
+        </w:tc>
+        <w:tc>
+          <w:tcPr>
+            <w:tcW w:type="dxa" w:w="864"/>
+            <w:vAlign w:val="center"/>
+            <w:shd w:val="clear" w:color="auto" w:fill="EBF3FB"/>
+          </w:tcPr>
+          <w:p>
+            <w:pPr>
+              <w:spacing w:before="60" w:after="60"/>
+              <w:jc w:val="center"/>
+            </w:pPr>
+            <w:r>
+              <w:rPr>
+                <w:sz w:val="18"/>
+              </w:rPr>
+              <w:t>+0.062</w:t>
+            </w:r>
+          </w:p>
+        </w:tc>
+        <w:tc>
+          <w:tcPr>
+            <w:tcW w:type="dxa" w:w="720"/>
+            <w:vAlign w:val="center"/>
+            <w:shd w:val="clear" w:color="auto" w:fill="EBF3FB"/>
+          </w:tcPr>
+          <w:p>
+            <w:pPr>
+              <w:spacing w:before="60" w:after="60"/>
+              <w:jc w:val="center"/>
+            </w:pPr>
+            <w:r>
+              <w:rPr>
+                <w:sz w:val="18"/>
+              </w:rPr>
+              <w:t>0.335</w:t>
+            </w:r>
+          </w:p>
+        </w:tc>
+        <w:tc>
+          <w:tcPr>
+            <w:tcW w:type="dxa" w:w="1008"/>
+            <w:vAlign w:val="center"/>
+            <w:shd w:val="clear" w:color="auto" w:fill="EBF3FB"/>
+          </w:tcPr>
+          <w:p>
+            <w:pPr>
+              <w:spacing w:before="60" w:after="60"/>
+              <w:jc w:val="center"/>
+            </w:pPr>
+            <w:r>
+              <w:rPr>
+                <w:sz w:val="18"/>
+              </w:rPr>
+              <w:t>0.868</w:t>
+            </w:r>
+          </w:p>
+        </w:tc>
+        <w:tc>
+          <w:tcPr>
+            <w:tcW w:type="dxa" w:w="2160"/>
+            <w:vAlign w:val="center"/>
+            <w:shd w:val="clear" w:color="auto" w:fill="EBF3FB"/>
+          </w:tcPr>
+          <w:p>
+            <w:pPr>
+              <w:spacing w:before="60" w:after="60"/>
+              <w:jc w:val="center"/>
+            </w:pPr>
+            <w:r>
+              <w:rPr>
+                <w:sz w:val="18"/>
+              </w:rPr>
+              <w:t>Not significant</w:t>
+            </w:r>
+          </w:p>
+        </w:tc>
+      </w:tr>
+    </w:tbl>
+    <w:p>
+      <w:pPr>
+        <w:spacing w:after="240"/>
+      </w:pPr>
+      <w:r>
+        <w:rPr>
+          <w:b/>
+          <w:i w:val="0"/>
+          <w:sz w:val="18"/>
+          <w:u w:val="none"/>
+        </w:rPr>
+        <w:t xml:space="preserve">Table S10. </w:t>
+      </w:r>
+      <w:r>
+        <w:rPr>
+          <w:b w:val="0"/>
+          <w:i/>
+          <w:sz w:val="18"/>
+          <w:u w:val="none"/>
+        </w:rPr>
+        <w:t>Complete Triple Difference (DDD) results for all four gene-factor co-dependency pairs. Negative DDD indicates synergistic survival detriment when both gene mutation and factor program are jointly active. SE = clustered standard error; p computed via 999 bootstrap.</w:t>
+      </w:r>
+    </w:p>
+    <w:p>
+      <w:pPr>
+        <w:jc w:val="center"/>
+      </w:pPr>
+      <w:r>
+        <w:drawing>
+          <wp:inline xmlns:a="http://schemas.openxmlformats.org/drawingml/2006/main" xmlns:pic="http://schemas.openxmlformats.org/drawingml/2006/picture">
+            <wp:extent cx="5029200" cy="2171529"/>
+            <wp:docPr id="41" name="Picture 41"/>
+            <wp:cNvGraphicFramePr>
+              <a:graphicFrameLocks noChangeAspect="1"/>
+            </wp:cNvGraphicFramePr>
+            <a:graphic>
+              <a:graphicData uri="http://schemas.openxmlformats.org/drawingml/2006/picture">
+                <pic:pic>
+                  <pic:nvPicPr>
+                    <pic:cNvPr id="0" name="did_ddd_synergy_heatmap.png"/>
+                    <pic:cNvPicPr/>
+                  </pic:nvPicPr>
+                  <pic:blipFill>
+                    <a:blip r:embed="rId49"/>
+                    <a:stretch>
+                      <a:fillRect/>
+                    </a:stretch>
+                  </pic:blipFill>
+                  <pic:spPr>
+                    <a:xfrm>
+                      <a:off x="0" y="0"/>
+                      <a:ext cx="5029200" cy="2171529"/>
+                    </a:xfrm>
+                    <a:prstGeom prst="rect"/>
+                  </pic:spPr>
+                </pic:pic>
+              </a:graphicData>
+            </a:graphic>
+          </wp:inline>
+        </w:drawing>
+      </w:r>
+    </w:p>
+    <w:p>
+      <w:pPr>
+        <w:spacing w:before="80" w:after="280"/>
+        <w:jc w:val="center"/>
+      </w:pPr>
+      <w:r>
+        <w:rPr>
+          <w:b/>
+          <w:i w:val="0"/>
+          <w:sz w:val="18"/>
+          <w:u w:val="none"/>
+        </w:rPr>
+        <w:t xml:space="preserve">Figure S39. </w:t>
+      </w:r>
+      <w:r>
+        <w:rPr>
+          <w:b w:val="0"/>
+          <w:i/>
+          <w:sz w:val="18"/>
+          <w:u w:val="none"/>
+        </w:rPr>
+        <w:t>Forest-style heatmap of DDD estimates for all four gene-factor pairs. Point = DDD estimate; whiskers = 95% CI. KRAS × Factor 8 (bottom row) is the only pair with 95% CI entirely below zero.</w:t>
+      </w:r>
+    </w:p>
+    <w:p>
+      <w:pPr>
+        <w:pStyle w:val="Heading2"/>
+        <w:spacing w:before="320" w:after="120"/>
+      </w:pPr>
+      <w:r>
+        <w:t>S11.5 HonestDiD Sensitivity Analysis (Factor 8)</w:t>
+      </w:r>
+    </w:p>
+    <w:p>
+      <w:pPr>
+        <w:spacing w:after="120"/>
+        <w:jc w:val="both"/>
+      </w:pPr>
+      <w:r>
+        <w:rPr>
+          <w:sz w:val="22"/>
+        </w:rPr>
+        <w:t>Rambachan-Roth HonestDiD sensitivity analysis sweeps the maximum allowed deviation in pre-trends across periods (parameter M). At M = 0, the analyst assumes exact parallel trends (standard CS assumption). As M increases, the confidence interval widens to accommodate increasingly large deviations from parallel trends. The minimum M at which the CI first includes zero ('robustness budget') measures how much pre-trend violation can be tolerated before the finding becomes statistically uncertain.</w:t>
+      </w:r>
+    </w:p>
+    <w:p/>
+    <w:tbl>
+      <w:tblPr>
+        <w:tblStyle w:val="TableGrid"/>
+        <w:tblW w:type="auto" w:w="0"/>
+        <w:jc w:val="center"/>
+        <w:tblLook w:firstColumn="1" w:firstRow="1" w:lastColumn="0" w:lastRow="0" w:noHBand="0" w:noVBand="1" w:val="04A0"/>
+      </w:tblPr>
+      <w:tblGrid>
+        <w:gridCol w:w="1813"/>
+        <w:gridCol w:w="1813"/>
+        <w:gridCol w:w="1813"/>
+        <w:gridCol w:w="1813"/>
+        <w:gridCol w:w="1813"/>
+      </w:tblGrid>
+      <w:tr>
+        <w:tc>
+          <w:tcPr>
+            <w:tcW w:type="dxa" w:w="2880"/>
+            <w:vAlign w:val="center"/>
+            <w:shd w:val="clear" w:color="auto" w:fill="1F3864"/>
+          </w:tcPr>
+          <w:p>
+            <w:pPr>
+              <w:spacing w:before="60" w:after="60"/>
+              <w:jc w:val="center"/>
+            </w:pPr>
+            <w:r>
+              <w:rPr>
+                <w:b/>
+                <w:color w:val="FFFFFF"/>
+                <w:sz w:val="19"/>
+              </w:rPr>
+              <w:t>M (max pre-trend deviation)</w:t>
+            </w:r>
+          </w:p>
+        </w:tc>
+        <w:tc>
+          <w:tcPr>
+            <w:tcW w:type="dxa" w:w="1440"/>
+            <w:vAlign w:val="center"/>
+            <w:shd w:val="clear" w:color="auto" w:fill="1F3864"/>
+          </w:tcPr>
+          <w:p>
+            <w:pPr>
+              <w:spacing w:before="60" w:after="60"/>
+              <w:jc w:val="center"/>
+            </w:pPr>
+            <w:r>
+              <w:rPr>
+                <w:b/>
+                <w:color w:val="FFFFFF"/>
+                <w:sz w:val="19"/>
+              </w:rPr>
+              <w:t>CI Lower</w:t>
+            </w:r>
+          </w:p>
+        </w:tc>
+        <w:tc>
+          <w:tcPr>
+            <w:tcW w:type="dxa" w:w="1440"/>
+            <w:vAlign w:val="center"/>
+            <w:shd w:val="clear" w:color="auto" w:fill="1F3864"/>
+          </w:tcPr>
+          <w:p>
+            <w:pPr>
+              <w:spacing w:before="60" w:after="60"/>
+              <w:jc w:val="center"/>
+            </w:pPr>
+            <w:r>
+              <w:rPr>
+                <w:b/>
+                <w:color w:val="FFFFFF"/>
+                <w:sz w:val="19"/>
+              </w:rPr>
+              <w:t>CI Upper</w:t>
+            </w:r>
+          </w:p>
+        </w:tc>
+        <w:tc>
+          <w:tcPr>
+            <w:tcW w:type="dxa" w:w="1728"/>
+            <w:vAlign w:val="center"/>
+            <w:shd w:val="clear" w:color="auto" w:fill="1F3864"/>
+          </w:tcPr>
+          <w:p>
+            <w:pPr>
+              <w:spacing w:before="60" w:after="60"/>
+              <w:jc w:val="center"/>
+            </w:pPr>
+            <w:r>
+              <w:rPr>
+                <w:b/>
+                <w:color w:val="FFFFFF"/>
+                <w:sz w:val="19"/>
+              </w:rPr>
+              <w:t>Includes Zero?</w:t>
+            </w:r>
+          </w:p>
+        </w:tc>
+        <w:tc>
+          <w:tcPr>
+            <w:tcW w:type="dxa" w:w="1296"/>
+            <w:vAlign w:val="center"/>
+            <w:shd w:val="clear" w:color="auto" w:fill="1F3864"/>
+          </w:tcPr>
+          <w:p>
+            <w:pPr>
+              <w:spacing w:before="60" w:after="60"/>
+              <w:jc w:val="center"/>
+            </w:pPr>
+            <w:r>
+              <w:rPr>
+                <w:b/>
+                <w:color w:val="FFFFFF"/>
+                <w:sz w:val="19"/>
+              </w:rPr>
+              <w:t>Robust?</w:t>
+            </w:r>
+          </w:p>
+        </w:tc>
+      </w:tr>
+      <w:tr>
+        <w:tc>
+          <w:tcPr>
+            <w:tcW w:type="dxa" w:w="2880"/>
+            <w:vAlign w:val="center"/>
+          </w:tcPr>
+          <w:p>
+            <w:pPr>
+              <w:spacing w:before="60" w:after="60"/>
+              <w:jc w:val="center"/>
+            </w:pPr>
+            <w:r>
+              <w:rPr>
+                <w:sz w:val="18"/>
+              </w:rPr>
+              <w:t>0.00 (exact PT)</w:t>
+            </w:r>
+          </w:p>
+        </w:tc>
+        <w:tc>
+          <w:tcPr>
+            <w:tcW w:type="dxa" w:w="1440"/>
+            <w:vAlign w:val="center"/>
+          </w:tcPr>
+          <w:p>
+            <w:pPr>
+              <w:spacing w:before="60" w:after="60"/>
+              <w:jc w:val="center"/>
+            </w:pPr>
+            <w:r>
+              <w:rPr>
+                <w:sz w:val="18"/>
+              </w:rPr>
+              <w:t>−0.091</w:t>
+            </w:r>
+          </w:p>
+        </w:tc>
+        <w:tc>
+          <w:tcPr>
+            <w:tcW w:type="dxa" w:w="1440"/>
+            <w:vAlign w:val="center"/>
+          </w:tcPr>
+          <w:p>
+            <w:pPr>
+              <w:spacing w:before="60" w:after="60"/>
+              <w:jc w:val="center"/>
+            </w:pPr>
+            <w:r>
+              <w:rPr>
+                <w:sz w:val="18"/>
+              </w:rPr>
+              <w:t>+0.686</w:t>
+            </w:r>
+          </w:p>
+        </w:tc>
+        <w:tc>
+          <w:tcPr>
+            <w:tcW w:type="dxa" w:w="1728"/>
+            <w:vAlign w:val="center"/>
+          </w:tcPr>
+          <w:p>
+            <w:pPr>
+              <w:spacing w:before="60" w:after="60"/>
+              <w:jc w:val="center"/>
+            </w:pPr>
+            <w:r>
+              <w:rPr>
+                <w:sz w:val="18"/>
+              </w:rPr>
+              <w:t>Yes</w:t>
+            </w:r>
+          </w:p>
+        </w:tc>
+        <w:tc>
+          <w:tcPr>
+            <w:tcW w:type="dxa" w:w="1296"/>
+            <w:vAlign w:val="center"/>
+          </w:tcPr>
+          <w:p>
+            <w:pPr>
+              <w:spacing w:before="60" w:after="60"/>
+              <w:jc w:val="center"/>
+            </w:pPr>
+            <w:r>
+              <w:rPr>
+                <w:sz w:val="18"/>
+              </w:rPr>
+              <w:t>No</w:t>
+            </w:r>
+          </w:p>
+        </w:tc>
+      </w:tr>
+      <w:tr>
+        <w:tc>
+          <w:tcPr>
+            <w:tcW w:type="dxa" w:w="2880"/>
+            <w:vAlign w:val="center"/>
+            <w:shd w:val="clear" w:color="auto" w:fill="EBF3FB"/>
+          </w:tcPr>
+          <w:p>
+            <w:pPr>
+              <w:spacing w:before="60" w:after="60"/>
+              <w:jc w:val="center"/>
+            </w:pPr>
+            <w:r>
+              <w:rPr>
+                <w:sz w:val="18"/>
+              </w:rPr>
+              <w:t>0.05</w:t>
+            </w:r>
+          </w:p>
+        </w:tc>
+        <w:tc>
+          <w:tcPr>
+            <w:tcW w:type="dxa" w:w="1440"/>
+            <w:vAlign w:val="center"/>
+            <w:shd w:val="clear" w:color="auto" w:fill="EBF3FB"/>
+          </w:tcPr>
+          <w:p>
+            <w:pPr>
+              <w:spacing w:before="60" w:after="60"/>
+              <w:jc w:val="center"/>
+            </w:pPr>
+            <w:r>
+              <w:rPr>
+                <w:sz w:val="18"/>
+              </w:rPr>
+              <w:t>−0.121</w:t>
+            </w:r>
+          </w:p>
+        </w:tc>
+        <w:tc>
+          <w:tcPr>
+            <w:tcW w:type="dxa" w:w="1440"/>
+            <w:vAlign w:val="center"/>
+            <w:shd w:val="clear" w:color="auto" w:fill="EBF3FB"/>
+          </w:tcPr>
+          <w:p>
+            <w:pPr>
+              <w:spacing w:before="60" w:after="60"/>
+              <w:jc w:val="center"/>
+            </w:pPr>
+            <w:r>
+              <w:rPr>
+                <w:sz w:val="18"/>
+              </w:rPr>
+              <w:t>+0.715</w:t>
+            </w:r>
+          </w:p>
+        </w:tc>
+        <w:tc>
+          <w:tcPr>
+            <w:tcW w:type="dxa" w:w="1728"/>
+            <w:vAlign w:val="center"/>
+            <w:shd w:val="clear" w:color="auto" w:fill="EBF3FB"/>
+          </w:tcPr>
+          <w:p>
+            <w:pPr>
+              <w:spacing w:before="60" w:after="60"/>
+              <w:jc w:val="center"/>
+            </w:pPr>
+            <w:r>
+              <w:rPr>
+                <w:sz w:val="18"/>
+              </w:rPr>
+              <w:t>Yes</w:t>
+            </w:r>
+          </w:p>
+        </w:tc>
+        <w:tc>
+          <w:tcPr>
+            <w:tcW w:type="dxa" w:w="1296"/>
+            <w:vAlign w:val="center"/>
+            <w:shd w:val="clear" w:color="auto" w:fill="EBF3FB"/>
+          </w:tcPr>
+          <w:p>
+            <w:pPr>
+              <w:spacing w:before="60" w:after="60"/>
+              <w:jc w:val="center"/>
+            </w:pPr>
+            <w:r>
+              <w:rPr>
+                <w:sz w:val="18"/>
+              </w:rPr>
+              <w:t>No</w:t>
+            </w:r>
+          </w:p>
+        </w:tc>
+      </w:tr>
+      <w:tr>
+        <w:tc>
+          <w:tcPr>
+            <w:tcW w:type="dxa" w:w="2880"/>
+            <w:vAlign w:val="center"/>
+          </w:tcPr>
+          <w:p>
+            <w:pPr>
+              <w:spacing w:before="60" w:after="60"/>
+              <w:jc w:val="center"/>
+            </w:pPr>
+            <w:r>
+              <w:rPr>
+                <w:sz w:val="18"/>
+              </w:rPr>
+              <w:t>0.10</w:t>
+            </w:r>
+          </w:p>
+        </w:tc>
+        <w:tc>
+          <w:tcPr>
+            <w:tcW w:type="dxa" w:w="1440"/>
+            <w:vAlign w:val="center"/>
+          </w:tcPr>
+          <w:p>
+            <w:pPr>
+              <w:spacing w:before="60" w:after="60"/>
+              <w:jc w:val="center"/>
+            </w:pPr>
+            <w:r>
+              <w:rPr>
+                <w:sz w:val="18"/>
+              </w:rPr>
+              <w:t>−0.151</w:t>
+            </w:r>
+          </w:p>
+        </w:tc>
+        <w:tc>
+          <w:tcPr>
+            <w:tcW w:type="dxa" w:w="1440"/>
+            <w:vAlign w:val="center"/>
+          </w:tcPr>
+          <w:p>
+            <w:pPr>
+              <w:spacing w:before="60" w:after="60"/>
+              <w:jc w:val="center"/>
+            </w:pPr>
+            <w:r>
+              <w:rPr>
+                <w:sz w:val="18"/>
+              </w:rPr>
+              <w:t>+0.744</w:t>
+            </w:r>
+          </w:p>
+        </w:tc>
+        <w:tc>
+          <w:tcPr>
+            <w:tcW w:type="dxa" w:w="1728"/>
+            <w:vAlign w:val="center"/>
+          </w:tcPr>
+          <w:p>
+            <w:pPr>
+              <w:spacing w:before="60" w:after="60"/>
+              <w:jc w:val="center"/>
+            </w:pPr>
+            <w:r>
+              <w:rPr>
+                <w:sz w:val="18"/>
+              </w:rPr>
+              <w:t>Yes</w:t>
+            </w:r>
+          </w:p>
+        </w:tc>
+        <w:tc>
+          <w:tcPr>
+            <w:tcW w:type="dxa" w:w="1296"/>
+            <w:vAlign w:val="center"/>
+          </w:tcPr>
+          <w:p>
+            <w:pPr>
+              <w:spacing w:before="60" w:after="60"/>
+              <w:jc w:val="center"/>
+            </w:pPr>
+            <w:r>
+              <w:rPr>
+                <w:sz w:val="18"/>
+              </w:rPr>
+              <w:t>No</w:t>
+            </w:r>
+          </w:p>
+        </w:tc>
+      </w:tr>
+      <w:tr>
+        <w:tc>
+          <w:tcPr>
+            <w:tcW w:type="dxa" w:w="2880"/>
+            <w:vAlign w:val="center"/>
+            <w:shd w:val="clear" w:color="auto" w:fill="EBF3FB"/>
+          </w:tcPr>
+          <w:p>
+            <w:pPr>
+              <w:spacing w:before="60" w:after="60"/>
+              <w:jc w:val="center"/>
+            </w:pPr>
+            <w:r>
+              <w:rPr>
+                <w:sz w:val="18"/>
+              </w:rPr>
+              <w:t>0.20</w:t>
+            </w:r>
+          </w:p>
+        </w:tc>
+        <w:tc>
+          <w:tcPr>
+            <w:tcW w:type="dxa" w:w="1440"/>
+            <w:vAlign w:val="center"/>
+            <w:shd w:val="clear" w:color="auto" w:fill="EBF3FB"/>
+          </w:tcPr>
+          <w:p>
+            <w:pPr>
+              <w:spacing w:before="60" w:after="60"/>
+              <w:jc w:val="center"/>
+            </w:pPr>
+            <w:r>
+              <w:rPr>
+                <w:sz w:val="18"/>
+              </w:rPr>
+              <w:t>−0.211</w:t>
+            </w:r>
+          </w:p>
+        </w:tc>
+        <w:tc>
+          <w:tcPr>
+            <w:tcW w:type="dxa" w:w="1440"/>
+            <w:vAlign w:val="center"/>
+            <w:shd w:val="clear" w:color="auto" w:fill="EBF3FB"/>
+          </w:tcPr>
+          <w:p>
+            <w:pPr>
+              <w:spacing w:before="60" w:after="60"/>
+              <w:jc w:val="center"/>
+            </w:pPr>
+            <w:r>
+              <w:rPr>
+                <w:sz w:val="18"/>
+              </w:rPr>
+              <w:t>+0.804</w:t>
+            </w:r>
+          </w:p>
+        </w:tc>
+        <w:tc>
+          <w:tcPr>
+            <w:tcW w:type="dxa" w:w="1728"/>
+            <w:vAlign w:val="center"/>
+            <w:shd w:val="clear" w:color="auto" w:fill="EBF3FB"/>
+          </w:tcPr>
+          <w:p>
+            <w:pPr>
+              <w:spacing w:before="60" w:after="60"/>
+              <w:jc w:val="center"/>
+            </w:pPr>
+            <w:r>
+              <w:rPr>
+                <w:sz w:val="18"/>
+              </w:rPr>
+              <w:t>Yes</w:t>
+            </w:r>
+          </w:p>
+        </w:tc>
+        <w:tc>
+          <w:tcPr>
+            <w:tcW w:type="dxa" w:w="1296"/>
+            <w:vAlign w:val="center"/>
+            <w:shd w:val="clear" w:color="auto" w:fill="EBF3FB"/>
+          </w:tcPr>
+          <w:p>
+            <w:pPr>
+              <w:spacing w:before="60" w:after="60"/>
+              <w:jc w:val="center"/>
+            </w:pPr>
+            <w:r>
+              <w:rPr>
+                <w:sz w:val="18"/>
+              </w:rPr>
+              <w:t>No</w:t>
+            </w:r>
+          </w:p>
+        </w:tc>
+      </w:tr>
+      <w:tr>
+        <w:tc>
+          <w:tcPr>
+            <w:tcW w:type="dxa" w:w="2880"/>
+            <w:vAlign w:val="center"/>
+          </w:tcPr>
+          <w:p>
+            <w:pPr>
+              <w:spacing w:before="60" w:after="60"/>
+              <w:jc w:val="center"/>
+            </w:pPr>
+            <w:r>
+              <w:rPr>
+                <w:sz w:val="18"/>
+              </w:rPr>
+              <w:t>0.50</w:t>
+            </w:r>
+          </w:p>
+        </w:tc>
+        <w:tc>
+          <w:tcPr>
+            <w:tcW w:type="dxa" w:w="1440"/>
+            <w:vAlign w:val="center"/>
+          </w:tcPr>
+          <w:p>
+            <w:pPr>
+              <w:spacing w:before="60" w:after="60"/>
+              <w:jc w:val="center"/>
+            </w:pPr>
+            <w:r>
+              <w:rPr>
+                <w:sz w:val="18"/>
+              </w:rPr>
+              <w:t>−0.391</w:t>
+            </w:r>
+          </w:p>
+        </w:tc>
+        <w:tc>
+          <w:tcPr>
+            <w:tcW w:type="dxa" w:w="1440"/>
+            <w:vAlign w:val="center"/>
+          </w:tcPr>
+          <w:p>
+            <w:pPr>
+              <w:spacing w:before="60" w:after="60"/>
+              <w:jc w:val="center"/>
+            </w:pPr>
+            <w:r>
+              <w:rPr>
+                <w:sz w:val="18"/>
+              </w:rPr>
+              <w:t>+0.985</w:t>
+            </w:r>
+          </w:p>
+        </w:tc>
+        <w:tc>
+          <w:tcPr>
+            <w:tcW w:type="dxa" w:w="1728"/>
+            <w:vAlign w:val="center"/>
+          </w:tcPr>
+          <w:p>
+            <w:pPr>
+              <w:spacing w:before="60" w:after="60"/>
+              <w:jc w:val="center"/>
+            </w:pPr>
+            <w:r>
+              <w:rPr>
+                <w:sz w:val="18"/>
+              </w:rPr>
+              <w:t>Yes</w:t>
+            </w:r>
+          </w:p>
+        </w:tc>
+        <w:tc>
+          <w:tcPr>
+            <w:tcW w:type="dxa" w:w="1296"/>
+            <w:vAlign w:val="center"/>
+          </w:tcPr>
+          <w:p>
+            <w:pPr>
+              <w:spacing w:before="60" w:after="60"/>
+              <w:jc w:val="center"/>
+            </w:pPr>
+            <w:r>
+              <w:rPr>
+                <w:sz w:val="18"/>
+              </w:rPr>
+              <w:t>No</w:t>
+            </w:r>
+          </w:p>
+        </w:tc>
+      </w:tr>
+      <w:tr>
+        <w:tc>
+          <w:tcPr>
+            <w:tcW w:type="dxa" w:w="2880"/>
+            <w:vAlign w:val="center"/>
+            <w:shd w:val="clear" w:color="auto" w:fill="EBF3FB"/>
+          </w:tcPr>
+          <w:p>
+            <w:pPr>
+              <w:spacing w:before="60" w:after="60"/>
+              <w:jc w:val="center"/>
+            </w:pPr>
+            <w:r>
+              <w:rPr>
+                <w:sz w:val="18"/>
+              </w:rPr>
+              <w:t>1.00</w:t>
+            </w:r>
+          </w:p>
+        </w:tc>
+        <w:tc>
+          <w:tcPr>
+            <w:tcW w:type="dxa" w:w="1440"/>
+            <w:vAlign w:val="center"/>
+            <w:shd w:val="clear" w:color="auto" w:fill="EBF3FB"/>
+          </w:tcPr>
+          <w:p>
+            <w:pPr>
+              <w:spacing w:before="60" w:after="60"/>
+              <w:jc w:val="center"/>
+            </w:pPr>
+            <w:r>
+              <w:rPr>
+                <w:sz w:val="18"/>
+              </w:rPr>
+              <w:t>−0.691</w:t>
+            </w:r>
+          </w:p>
+        </w:tc>
+        <w:tc>
+          <w:tcPr>
+            <w:tcW w:type="dxa" w:w="1440"/>
+            <w:vAlign w:val="center"/>
+            <w:shd w:val="clear" w:color="auto" w:fill="EBF3FB"/>
+          </w:tcPr>
+          <w:p>
+            <w:pPr>
+              <w:spacing w:before="60" w:after="60"/>
+              <w:jc w:val="center"/>
+            </w:pPr>
+            <w:r>
+              <w:rPr>
+                <w:sz w:val="18"/>
+              </w:rPr>
+              <w:t>+1.285</w:t>
+            </w:r>
+          </w:p>
+        </w:tc>
+        <w:tc>
+          <w:tcPr>
+            <w:tcW w:type="dxa" w:w="1728"/>
+            <w:vAlign w:val="center"/>
+            <w:shd w:val="clear" w:color="auto" w:fill="EBF3FB"/>
+          </w:tcPr>
+          <w:p>
+            <w:pPr>
+              <w:spacing w:before="60" w:after="60"/>
+              <w:jc w:val="center"/>
+            </w:pPr>
+            <w:r>
+              <w:rPr>
+                <w:sz w:val="18"/>
+              </w:rPr>
+              <w:t>Yes</w:t>
+            </w:r>
+          </w:p>
+        </w:tc>
+        <w:tc>
+          <w:tcPr>
+            <w:tcW w:type="dxa" w:w="1296"/>
+            <w:vAlign w:val="center"/>
+            <w:shd w:val="clear" w:color="auto" w:fill="EBF3FB"/>
+          </w:tcPr>
+          <w:p>
+            <w:pPr>
+              <w:spacing w:before="60" w:after="60"/>
+              <w:jc w:val="center"/>
+            </w:pPr>
+            <w:r>
+              <w:rPr>
+                <w:sz w:val="18"/>
+              </w:rPr>
+              <w:t>No</w:t>
+            </w:r>
+          </w:p>
+        </w:tc>
+      </w:tr>
+    </w:tbl>
+    <w:p>
+      <w:pPr>
+        <w:spacing w:after="240"/>
+      </w:pPr>
+      <w:r>
+        <w:rPr>
+          <w:b/>
+          <w:i w:val="0"/>
+          <w:sz w:val="18"/>
+          <w:u w:val="none"/>
+        </w:rPr>
+        <w:t xml:space="preserve">Table S11. </w:t>
+      </w:r>
+      <w:r>
+        <w:rPr>
+          <w:b w:val="0"/>
+          <w:i/>
+          <w:sz w:val="18"/>
+          <w:u w:val="none"/>
+        </w:rPr>
+        <w:t>Rambachan-Roth HonestDiD sensitivity analysis for Factor 8. Minimum M at which CI first includes zero = 0.00 (the CI includes zero even at exact parallel trends). This confirms Factor 8's aggregate ATT is not causally identified.</w:t>
+      </w:r>
+    </w:p>
+    <w:p>
+      <w:pPr>
+        <w:spacing w:after="120"/>
+        <w:jc w:val="both"/>
+      </w:pPr>
+      <w:r>
+        <w:rPr>
+          <w:sz w:val="22"/>
+        </w:rPr>
+        <w:t>For comparison: Factor 6 and Factor 15 CI bounds exclude zero even at M = 0.50, indicating that the parallel-trends assumption would need to be violated by 50% of the pre-period trend before their causal findings become uncertain—a threshold considered implausibly large in empirical economic research. Their robustness budget is thus substantially larger than Factor 8's, reinforcing their designation as the primary causally validated targets.</w:t>
+      </w:r>
+    </w:p>
+    <w:p>
+      <w:pPr>
+        <w:jc w:val="center"/>
+      </w:pPr>
+      <w:r>
+        <w:drawing>
+          <wp:inline xmlns:a="http://schemas.openxmlformats.org/drawingml/2006/main" xmlns:pic="http://schemas.openxmlformats.org/drawingml/2006/picture">
+            <wp:extent cx="5029200" cy="3083783"/>
+            <wp:docPr id="42" name="Picture 42"/>
+            <wp:cNvGraphicFramePr>
+              <a:graphicFrameLocks noChangeAspect="1"/>
+            </wp:cNvGraphicFramePr>
+            <a:graphic>
+              <a:graphicData uri="http://schemas.openxmlformats.org/drawingml/2006/picture">
+                <pic:pic>
+                  <pic:nvPicPr>
+                    <pic:cNvPr id="0" name="did_honest_bounds.png"/>
+                    <pic:cNvPicPr/>
+                  </pic:nvPicPr>
+                  <pic:blipFill>
+                    <a:blip r:embed="rId50"/>
+                    <a:stretch>
+                      <a:fillRect/>
+                    </a:stretch>
+                  </pic:blipFill>
+                  <pic:spPr>
+                    <a:xfrm>
+                      <a:off x="0" y="0"/>
+                      <a:ext cx="5029200" cy="3083783"/>
+                    </a:xfrm>
+                    <a:prstGeom prst="rect"/>
+                  </pic:spPr>
+                </pic:pic>
+              </a:graphicData>
+            </a:graphic>
+          </wp:inline>
+        </w:drawing>
+      </w:r>
+    </w:p>
+    <w:p>
+      <w:pPr>
+        <w:spacing w:before="80" w:after="280"/>
+        <w:jc w:val="center"/>
+      </w:pPr>
+      <w:r>
+        <w:rPr>
+          <w:b/>
+          <w:i w:val="0"/>
+          <w:sz w:val="18"/>
+          <w:u w:val="none"/>
+        </w:rPr>
+        <w:t xml:space="preserve">Figure S40. </w:t>
+      </w:r>
+      <w:r>
+        <w:rPr>
+          <w:b w:val="0"/>
+          <w:i/>
+          <w:sz w:val="18"/>
+          <w:u w:val="none"/>
+        </w:rPr>
+        <w:t>HonestDiD sensitivity bounds for Factor 8 across M ∈ {0, 0.05, 0.10, 0.20, 0.50, 1.0}. The confidence interval (shaded region) includes zero at all values of M, confirming that the Factor 8 aggregate ATT is not robustly identified under the HonestDiD framework.</w:t>
+      </w:r>
+    </w:p>
+    <w:p>
+      <w:pPr>
+        <w:pStyle w:val="Heading2"/>
+        <w:spacing w:before="320" w:after="120"/>
+      </w:pPr>
+      <w:r>
+        <w:t>S11.6 TROP Robustness Check</w:t>
+      </w:r>
+    </w:p>
+    <w:p>
+      <w:pPr>
+        <w:spacing w:after="120"/>
+        <w:jc w:val="both"/>
+      </w:pPr>
+      <w:r>
+        <w:rPr>
+          <w:sz w:val="22"/>
+        </w:rPr>
+        <w:t>The Triply Robust Panel (TROP) estimator applies nuclear-norm matrix factorization to adjust for latent factor confounding in the aggregated cancer-type × stage panel. TROP is particularly appropriate here because the MOFA+ factors themselves are the primary sources of latent structure in the data; TROP's nuclear-norm regularization should absorb residual factor confounding not captured by the observed covariates. Analysis was restricted to cancer types where first_treat &gt;= 3 (ensuring at least two pre-treatment periods required by TROP), yielding a reduced panel with 10 units (2 treated, 8 never-treated). Despite the limited sample size, TROP ATT estimates were directionally consistent with CS estimates for all three validated factors (Factor 6: TROP ATT = −0.41 vs. CS ATT = −0.49; Factor 15: TROP ATT = −0.27 vs. CS ATT = −0.29; Factor 1: TROP ATT = −0.11 vs. CS ATT = −0.13), providing additional robustness evidence for the primary findings.</w:t>
+      </w:r>
+    </w:p>
+    <w:p>
+      <w:pPr>
+        <w:jc w:val="center"/>
+      </w:pPr>
+      <w:r>
+        <w:drawing>
+          <wp:inline xmlns:a="http://schemas.openxmlformats.org/drawingml/2006/main" xmlns:pic="http://schemas.openxmlformats.org/drawingml/2006/picture">
+            <wp:extent cx="5029200" cy="4750009"/>
+            <wp:docPr id="43" name="Picture 43"/>
+            <wp:cNvGraphicFramePr>
+              <a:graphicFrameLocks noChangeAspect="1"/>
+            </wp:cNvGraphicFramePr>
+            <a:graphic>
+              <a:graphicData uri="http://schemas.openxmlformats.org/drawingml/2006/picture">
+                <pic:pic>
+                  <pic:nvPicPr>
+                    <pic:cNvPr id="0" name="did_forest_cancer_types.png"/>
+                    <pic:cNvPicPr/>
+                  </pic:nvPicPr>
+                  <pic:blipFill>
+                    <a:blip r:embed="rId51"/>
+                    <a:stretch>
+                      <a:fillRect/>
+                    </a:stretch>
+                  </pic:blipFill>
+                  <pic:spPr>
+                    <a:xfrm>
+                      <a:off x="0" y="0"/>
+                      <a:ext cx="5029200" cy="4750009"/>
+                    </a:xfrm>
+                    <a:prstGeom prst="rect"/>
+                  </pic:spPr>
+                </pic:pic>
+              </a:graphicData>
+            </a:graphic>
+          </wp:inline>
+        </w:drawing>
+      </w:r>
+    </w:p>
+    <w:p>
+      <w:pPr>
+        <w:spacing w:before="80" w:after="280"/>
+        <w:jc w:val="center"/>
+      </w:pPr>
+      <w:r>
+        <w:rPr>
+          <w:b/>
+          <w:i w:val="0"/>
+          <w:sz w:val="18"/>
+          <w:u w:val="none"/>
+        </w:rPr>
+        <w:t xml:space="preserve">Figure S41. </w:t>
+      </w:r>
+      <w:r>
+        <w:rPr>
+          <w:b w:val="0"/>
+          <w:i/>
+          <w:sz w:val="18"/>
+          <w:u w:val="none"/>
+        </w:rPr>
+        <w:t>Per-cancer-type ATT estimates for Factor 8 using simple 2x2 Difference-in-Differences (treated cancer type vs. pooled never-treated controls). The heterogeneity of estimates across cancer types (ranging from −0.6 to +0.8) illustrates why the aggregate Factor 8 ATT is non-significant: its effect is highly cancer-type-specific, with no consistent directional effect across types.</w:t>
       </w:r>
     </w:p>
     <w:sectPr>

--- a/results/supplementary.docx
+++ b/results/supplementary.docx
@@ -18370,6 +18370,144 @@
         <w:t>Per-cancer-type ATT estimates for Factor 8 using simple 2x2 Difference-in-Differences (treated cancer type vs. pooled never-treated controls). The heterogeneity of estimates across cancer types (ranging from −0.6 to +0.8) illustrates why the aggregate Factor 8 ATT is non-significant: its effect is highly cancer-type-specific, with no consistent directional effect across types.</w:t>
       </w:r>
     </w:p>
+    <w:p>
+      <w:pPr>
+        <w:pStyle w:val="Heading1"/>
+        <w:spacing w:before="320" w:after="120"/>
+      </w:pPr>
+      <w:r>
+        <w:t>Section S12: Modality Ablation — Extended Results</w:t>
+      </w:r>
+    </w:p>
+    <w:p>
+      <w:pPr>
+        <w:pStyle w:val="Heading2"/>
+        <w:spacing w:before="320" w:after="120"/>
+      </w:pPr>
+      <w:r>
+        <w:t>S12.1 Ablation Design</w:t>
+      </w:r>
+    </w:p>
+    <w:p>
+      <w:pPr>
+        <w:spacing w:after="120"/>
+        <w:ind w:firstLine="360"/>
+        <w:jc w:val="both"/>
+      </w:pPr>
+      <w:r>
+        <w:rPr>
+          <w:sz w:val="22"/>
+        </w:rPr>
+        <w:t>To determine the marginal contribution of each omics modality to survival prediction, MOFA+ was trained independently on three single-modality configurations: (i) expression (top 1,000 variable genes, Gaussian likelihood, StandardScaled), (ii) somatic mutations (top 300 by mutation frequency, Bernoulli likelihood), and (iii) copy-number variation (top 1,000 variable genes, Gaussian likelihood, StandardScaled). In each condition, 20 factors were requested and ARD pruning was applied identically. The joint three-modality result used pre-existing mofa_factors.csv to avoid redundant computation. All four conditions used identical StratifiedKFold(n_splits=5, random_state=42) splits to ensure paired comparability of fold-level C-indices. No SHAP was computed in ablation conditions to minimise runtime.</w:t>
+      </w:r>
+    </w:p>
+    <w:p>
+      <w:pPr>
+        <w:pStyle w:val="Heading2"/>
+        <w:spacing w:before="320" w:after="120"/>
+      </w:pPr>
+      <w:r>
+        <w:t>S12.2 Factor Count and Variance After Pruning</w:t>
+      </w:r>
+    </w:p>
+    <w:p>
+      <w:pPr>
+        <w:spacing w:after="120"/>
+        <w:ind w:firstLine="360"/>
+        <w:jc w:val="both"/>
+      </w:pPr>
+      <w:r>
+        <w:rPr>
+          <w:sz w:val="22"/>
+        </w:rPr>
+        <w:t>ARD pruning typically retains fewer factors in single-modality conditions than in the joint model, as individual views contain less independent structured variation. The variance heatmap (Figure S42) shows total variance explained per factor across all four conditions. Single-modality MOFA+ concentrates variance in fewer factors, while the joint model distributes variance across more factors — reflecting the additional independent sources of variation contributed by each modality.</w:t>
+      </w:r>
+    </w:p>
+    <w:p>
+      <w:pPr>
+        <w:jc w:val="center"/>
+      </w:pPr>
+      <w:r>
+        <w:drawing>
+          <wp:inline xmlns:a="http://schemas.openxmlformats.org/drawingml/2006/main" xmlns:pic="http://schemas.openxmlformats.org/drawingml/2006/picture">
+            <wp:extent cx="5029200" cy="5140423"/>
+            <wp:docPr id="44" name="Picture 44"/>
+            <wp:cNvGraphicFramePr>
+              <a:graphicFrameLocks noChangeAspect="1"/>
+            </wp:cNvGraphicFramePr>
+            <a:graphic>
+              <a:graphicData uri="http://schemas.openxmlformats.org/drawingml/2006/picture">
+                <pic:pic>
+                  <pic:nvPicPr>
+                    <pic:cNvPr id="0" name="ablation_variance_heatmap.png"/>
+                    <pic:cNvPicPr/>
+                  </pic:nvPicPr>
+                  <pic:blipFill>
+                    <a:blip r:embed="rId52"/>
+                    <a:stretch>
+                      <a:fillRect/>
+                    </a:stretch>
+                  </pic:blipFill>
+                  <pic:spPr>
+                    <a:xfrm>
+                      <a:off x="0" y="0"/>
+                      <a:ext cx="5029200" cy="5140423"/>
+                    </a:xfrm>
+                    <a:prstGeom prst="rect"/>
+                  </pic:spPr>
+                </pic:pic>
+              </a:graphicData>
+            </a:graphic>
+          </wp:inline>
+        </w:drawing>
+      </w:r>
+    </w:p>
+    <w:p>
+      <w:pPr>
+        <w:spacing w:before="80" w:after="280"/>
+        <w:jc w:val="center"/>
+      </w:pPr>
+      <w:r>
+        <w:rPr>
+          <w:b/>
+          <w:i w:val="0"/>
+          <w:sz w:val="18"/>
+          <w:u w:val="none"/>
+        </w:rPr>
+        <w:t xml:space="preserve">Figure S42. </w:t>
+      </w:r>
+      <w:r>
+        <w:rPr>
+          <w:b w:val="0"/>
+          <w:i/>
+          <w:sz w:val="18"/>
+          <w:u w:val="none"/>
+        </w:rPr>
+        <w:t>Variance explained per MOFA+ factor under each modality condition. Colour intensity indicates total variance explained (%) summed across all retained views. Single-modality conditions are compared against the joint three-modality model. Factors are listed in MOFA+ output order for the joint model.</w:t>
+      </w:r>
+    </w:p>
+    <w:p>
+      <w:pPr>
+        <w:pStyle w:val="Heading2"/>
+        <w:spacing w:before="320" w:after="120"/>
+      </w:pPr>
+      <w:r>
+        <w:t>S12.3 Per-Fold C-index Tables</w:t>
+      </w:r>
+    </w:p>
+    <w:p>
+      <w:pPr>
+        <w:spacing w:after="120"/>
+        <w:ind w:firstLine="360"/>
+        <w:jc w:val="both"/>
+      </w:pPr>
+      <w:r>
+        <w:rPr>
+          <w:sz w:val="22"/>
+        </w:rPr>
+        <w:t>Full per-fold C-index values for all four ablation conditions are saved to results/ablation_cindex_summary.csv and reproduced in Figure 14 of the main manuscript. The joint condition consistently achieves the highest mean C-index across all three model architectures, validating the multi-modal integration strategy. The expression-only condition is the strongest single-modality baseline, outperforming mutation-only and CNV-only by margins that reflect both the richer feature set (1,000 genes vs. 300) and the continuous, Gaussian-distributed nature of RNA-seq data, which MOFA+ decomposes more effectively than sparse binary mutation matrices.</w:t>
+      </w:r>
+    </w:p>
     <w:sectPr>
       <w:pgSz w:w="12240" w:h="15840"/>
       <w:pgMar w:top="1417" w:right="1587" w:bottom="1417" w:left="1587" w:header="720" w:footer="720" w:gutter="0"/>
